--- a/tillsyn/A 42900-2021 tillsynsbegäran.docx
+++ b/tillsyn/A 42900-2021 tillsynsbegäran.docx
@@ -245,7 +245,7 @@
     <w:r>
       <w:tab/>
       <w:tab/>
-      <w:t>2026-06-04</w:t>
+      <w:t>2026-06-05</w:t>
       <w:br/>
       <w:br/>
     </w:r>

--- a/tillsyn/A 42900-2021 tillsynsbegäran.docx
+++ b/tillsyn/A 42900-2021 tillsynsbegäran.docx
@@ -22,7 +22,7 @@
     </w:p>
     <w:p>
       <w:r>
-        <w:t>Nedan beskrivs fynd av naturvårdsarter och fridlysta arter som gjorts i det avverkningsanmälda området.</w:t>
+        <w:t>Nedan beskrivs fynd av naturvårdsarter och fridlysta arter som gjorts i det avverkningsanmälda området. I BILAGA 1 finns artfakta om fridlysta arter.</w:t>
       </w:r>
     </w:p>
     <w:p>
@@ -35,7 +35,7 @@
     </w:p>
     <w:p>
       <w:r>
-        <w:t>I avverkningsanmälan har följande 1 naturvårdsarter hittats: göktyta (§4). För fridlysta arter anges även paragrafen i Artskyddsförordningen som arten är fridlyst enligt.</w:t>
+        <w:t>I avverkningsanmälan har följande 3 naturvårdsarter hittats: rosenfink (NT, §4), spillkråka (NT, §4) och göktyta (§4). Av dessa är 2 rödlistade. För rödlistade arter har rödlistekategorin angivits inom parentes. För fridlysta arter anges även paragrafen i Artskyddsförordningen som arten är fridlyst enligt.</w:t>
       </w:r>
     </w:p>
     <w:p>
@@ -100,7 +100,7 @@
     </w:p>
     <w:p>
       <w:r>
-        <w:t>Följande fridlysta arter har sina livsmiljöer och växtplatser i den avverkningsanmälda skogen: göktyta (§4).</w:t>
+        <w:t>Följande fridlysta arter har sina livsmiljöer och växtplatser i den avverkningsanmälda skogen: rosenfink (NT, §4), spillkråka (NT, §4) och göktyta (§4).</w:t>
       </w:r>
     </w:p>
     <w:p>
@@ -115,6 +115,125 @@
       </w:r>
       <w:r>
         <w:t>(artikel 1). Vidare att de åtgärder som vidtas inte får leda till en försämring av den nuvarande situationen beträffande bevarandet av de fågelarter som avses i artikel 1 (artikel 13). Fågeldirektivet är styrande för tillsynsansvariga myndigheters ärendehantering, ställningstaganden och beslutsfattande.</w:t>
+      </w:r>
+    </w:p>
+    <w:p>
+      <w:r>
+        <w:rPr>
+          <w:b/>
+        </w:rPr>
+        <w:t>Spillkråka (§4)</w:t>
+      </w:r>
+      <w:r>
+        <w:t xml:space="preserve"> omfattas av bilaga 1 i EU:s fågeldirektiv och är typisk art för </w:t>
+      </w:r>
+      <w:r>
+        <w:rPr>
+          <w:i/>
+        </w:rPr>
+        <w:t xml:space="preserve">9010 Taiga </w:t>
+      </w:r>
+      <w:r>
+        <w:t>och</w:t>
+      </w:r>
+      <w:r>
+        <w:rPr>
+          <w:i/>
+        </w:rPr>
+        <w:t xml:space="preserve"> 9740 Skogsbevuxen myr</w:t>
+      </w:r>
+      <w:r>
+        <w:t>. Den behöver grova träd, främst tall, asp och bok som boträd. Skogsbruk med korta omloppstider och täta, homogena ungskogar utgör det största hotet. Spillkråka är en nyckelart i skogliga miljöer vars övergivna bohål utnyttjas av flera andra hålhäckande fågelarter och fladdermöss, däribland pärluggla (EN, §4), knipa (§4), salskrake (§4) och skogsduva (§4). Hökuggla (VU, §4) och slaguggla (§4) häckar ofta i högstubbar som brutits av i höjd med ett gammalt spillkråkebo (SLU Artdatabanken, 2026; Skogsstyrelsen, 2016).</w:t>
+      </w:r>
+    </w:p>
+    <w:p>
+      <w:r>
+        <w:t>I BILAGA 1 finns mer detaljerad information om ekologi samt krav på livsmiljö hos fridlysta arter.</w:t>
+      </w:r>
+    </w:p>
+    <w:p>
+      <w:r>
+        <w:br w:type="page"/>
+      </w:r>
+    </w:p>
+    <w:p>
+      <w:pPr>
+        <w:pStyle w:val="Title"/>
+      </w:pPr>
+      <w:r>
+        <w:t>BILAGA 1 – Fridlysta arter</w:t>
+      </w:r>
+    </w:p>
+    <w:p>
+      <w:pPr>
+        <w:pStyle w:val="Heading1"/>
+      </w:pPr>
+      <w:r>
+        <w:t>Spillkråka – ekologi samt krav på livsmiljön</w:t>
+      </w:r>
+    </w:p>
+    <w:p>
+      <w:r>
+        <w:t xml:space="preserve">Spillkråka (§4) ingår i bilaga 1 EU:s fågeldirektiv och är typisk art för </w:t>
+      </w:r>
+      <w:r>
+        <w:rPr>
+          <w:i/>
+        </w:rPr>
+        <w:t xml:space="preserve">9010 Taiga </w:t>
+      </w:r>
+      <w:r>
+        <w:t>och</w:t>
+      </w:r>
+      <w:r>
+        <w:rPr>
+          <w:i/>
+        </w:rPr>
+        <w:t xml:space="preserve"> 9740 Skogsbevuxen myr</w:t>
+      </w:r>
+      <w:r>
+        <w:t>. Den lever i både barr- och blandskog liksom i ren lövskog. De tätaste populationerna tenderar att finnas i äldre, variationsrik blandskog med gott om död ved och gamla träd. Varje par utnyttjar 400–1000 hektar skog beroende på skogens kvalitet. Skogsbruk med korta omloppstider och täta, homogena ungskogar utgör det största hotet (SLU Artdatabanken, 2026).</w:t>
+      </w:r>
+    </w:p>
+    <w:p>
+      <w:r>
+        <w:t>Spillkråka är en nyckelart i skogliga miljöer vars övergivna bohål utnyttjas av flera andra hålhäckande fågelarter och fladdermöss, däribland pärluggla (EN, §4), knipa (§4), salskrake (§4) och skogsduva (§4). Hökuggla (VU, §4) och slaguggla (§4) häckar ofta i högstubbar som brutits av i höjd med ett gammalt spillkråkebo (Skogsstyrelsen, 2016).</w:t>
+      </w:r>
+    </w:p>
+    <w:p>
+      <w:pPr>
+        <w:pStyle w:val="Heading2"/>
+      </w:pPr>
+      <w:r>
+        <w:t>Referenser – spillkråka</w:t>
+      </w:r>
+    </w:p>
+    <w:p>
+      <w:r>
+        <w:t xml:space="preserve">Skogsstyrelsen, 2016. </w:t>
+      </w:r>
+      <w:r>
+        <w:rPr>
+          <w:i/>
+        </w:rPr>
+        <w:t xml:space="preserve">Vägledning för hänsyn till spillkråka. </w:t>
+      </w:r>
+      <w:r>
+        <w:t>Vägledningar och kunskapsstöd artskydd – Skogsstyrelsen.</w:t>
+      </w:r>
+    </w:p>
+    <w:p>
+      <w:r>
+        <w:t xml:space="preserve">SLU Artdatabanken, 2026. </w:t>
+      </w:r>
+      <w:r>
+        <w:rPr>
+          <w:i/>
+        </w:rPr>
+        <w:t xml:space="preserve">Artfaktablad. Naturvård – artfakta. </w:t>
+      </w:r>
+      <w:r>
+        <w:t>SLU Artdatabanken, Uppsala.</w:t>
       </w:r>
     </w:p>
     <w:sectPr>
@@ -245,7 +364,7 @@
     <w:r>
       <w:tab/>
       <w:tab/>
-      <w:t>2026-06-05</w:t>
+      <w:t>2026-06-06</w:t>
       <w:br/>
       <w:br/>
     </w:r>

--- a/tillsyn/A 42900-2021 tillsynsbegäran.docx
+++ b/tillsyn/A 42900-2021 tillsynsbegäran.docx
@@ -364,7 +364,7 @@
     <w:r>
       <w:tab/>
       <w:tab/>
-      <w:t>2026-06-06</w:t>
+      <w:t>2026-06-07</w:t>
       <w:br/>
       <w:br/>
     </w:r>

--- a/tillsyn/A 42900-2021 tillsynsbegäran.docx
+++ b/tillsyn/A 42900-2021 tillsynsbegäran.docx
@@ -364,7 +364,7 @@
     <w:r>
       <w:tab/>
       <w:tab/>
-      <w:t>2026-06-07</w:t>
+      <w:t>2026-06-08</w:t>
       <w:br/>
       <w:br/>
     </w:r>

--- a/tillsyn/A 42900-2021 tillsynsbegäran.docx
+++ b/tillsyn/A 42900-2021 tillsynsbegäran.docx
@@ -364,7 +364,7 @@
     <w:r>
       <w:tab/>
       <w:tab/>
-      <w:t>2026-06-08</w:t>
+      <w:t>2026-06-09</w:t>
       <w:br/>
       <w:br/>
     </w:r>

--- a/tillsyn/A 42900-2021 tillsynsbegäran.docx
+++ b/tillsyn/A 42900-2021 tillsynsbegäran.docx
@@ -364,7 +364,7 @@
     <w:r>
       <w:tab/>
       <w:tab/>
-      <w:t>2026-06-09</w:t>
+      <w:t>2026-06-10</w:t>
       <w:br/>
       <w:br/>
     </w:r>

--- a/tillsyn/A 42900-2021 tillsynsbegäran.docx
+++ b/tillsyn/A 42900-2021 tillsynsbegäran.docx
@@ -364,7 +364,7 @@
     <w:r>
       <w:tab/>
       <w:tab/>
-      <w:t>2026-06-10</w:t>
+      <w:t>2026-06-11</w:t>
       <w:br/>
       <w:br/>
     </w:r>

--- a/tillsyn/A 42900-2021 tillsynsbegäran.docx
+++ b/tillsyn/A 42900-2021 tillsynsbegäran.docx
@@ -35,7 +35,7 @@
     </w:p>
     <w:p>
       <w:r>
-        <w:t>I avverkningsanmälan har följande 3 naturvårdsarter hittats: rosenfink (NT, §4), spillkråka (NT, §4) och göktyta (§4). Av dessa är 2 rödlistade. För rödlistade arter har rödlistekategorin angivits inom parentes. För fridlysta arter anges även paragrafen i Artskyddsförordningen som arten är fridlyst enligt.</w:t>
+        <w:t>I avverkningsanmälan har följande 5 naturvårdsarter hittats: rosenfink (NT, §4), spillkråka (NT, §4), bivråk (§4), göktyta (§4) och törnskata (§4). Av dessa är 2 rödlistade. För rödlistade arter har rödlistekategorin angivits inom parentes. För fridlysta arter anges även paragrafen i Artskyddsförordningen som arten är fridlyst enligt.</w:t>
       </w:r>
     </w:p>
     <w:p>
@@ -100,7 +100,7 @@
     </w:p>
     <w:p>
       <w:r>
-        <w:t>Följande fridlysta arter har sina livsmiljöer och växtplatser i den avverkningsanmälda skogen: rosenfink (NT, §4), spillkråka (NT, §4) och göktyta (§4).</w:t>
+        <w:t>Följande fridlysta arter har sina livsmiljöer och växtplatser i den avverkningsanmälda skogen: rosenfink (NT, §4), spillkråka (NT, §4), bivråk (§4), göktyta (§4) och törnskata (§4).</w:t>
       </w:r>
     </w:p>
     <w:p>
@@ -115,6 +115,26 @@
       </w:r>
       <w:r>
         <w:t>(artikel 1). Vidare att de åtgärder som vidtas inte får leda till en försämring av den nuvarande situationen beträffande bevarandet av de fågelarter som avses i artikel 1 (artikel 13). Fågeldirektivet är styrande för tillsynsansvariga myndigheters ärendehantering, ställningstaganden och beslutsfattande.</w:t>
+      </w:r>
+    </w:p>
+    <w:p>
+      <w:r>
+        <w:rPr>
+          <w:b/>
+        </w:rPr>
+        <w:t>Bivråk (NT, §4)</w:t>
+      </w:r>
+      <w:r>
+        <w:t xml:space="preserve"> ingår i bilaga 1 i EU:s fågeldirektiv och är prioriterad art i Skogsvårdslagen. Den har minskat med 2/3-delar sedan 1970-talet och under de senaste 30 åren har minskningstakten uppgått till 22.5 (15–30) %. Arten häckar i tät, ogallrad skog på högproduktiv mark, i södra Sverige främst i lövskogsrika trakter, i Norrland till stor del i högproduktiv granskog, Födan består av getinglarver och -puppor, men även av fågelungar och groddjur. Bivråken påverkas negativt av avverkning och omföring av lövträdsrika marker till täta produktionsskogar av barrträd samt av den allmänna "</w:t>
+      </w:r>
+      <w:r>
+        <w:rPr>
+          <w:i/>
+        </w:rPr>
+        <w:t>förtorkningen</w:t>
+      </w:r>
+      <w:r>
+        <w:t>" av landskapet genom täckdikning, dikning av skogsmark etc. Bevara lövskogar och öka andelen löv i barrskog. Gallra inte i onödan och inte alls i sumpskog. Dika inte ut vattensamlingar, sumpskogar, alkärr eller andra våta miljöer. Kring alla boplatser ska det lämnas en skyddszon vid avverkning eller andra skogliga åtgärder. Som tumregel ska skyddszonen vara så bred att boet inte syns väl från öppen mark. Minskningstakten för den svenska populationen bedöms vara nära gränsvärdet för Sårbar (VU) (SLU Artdatabanken, 2026; Skogsstyrelsen, 2016).</w:t>
       </w:r>
     </w:p>
     <w:p>
@@ -162,6 +182,76 @@
       </w:pPr>
       <w:r>
         <w:t>BILAGA 1 – Fridlysta arter</w:t>
+      </w:r>
+    </w:p>
+    <w:p>
+      <w:pPr>
+        <w:pStyle w:val="Heading1"/>
+      </w:pPr>
+      <w:r>
+        <w:t>Bivråk – ekologi samt krav på livsmiljön</w:t>
+      </w:r>
+    </w:p>
+    <w:p>
+      <w:r>
+        <w:t>Bivråk (NT, §4) ingår i bilaga 1 i EU:s fågeldirektiv och är prioriterad art i Skogsvårdslagen. Den har minskat med 2/3-delar sedan 1970-talet och under de senaste 30 åren har minskningstakten uppgått till 22.5 (15–30) %. Minskningstakten för den svenska populationen bedöms vara nära gränsvärdet för Sårbar (VU) (SLU Artdatabanken, 2026).</w:t>
+      </w:r>
+    </w:p>
+    <w:p>
+      <w:r>
+        <w:t>Arten häckar i tät, ogallrad skog på högproduktiv mark, i södra Sverige främst i lövskogsrika trakter, i Norrland till stor del i högproduktiv granskog, Födan består av getinglarver och -puppor, men även av fågelungar och groddjur. (SLU Artdatabanken, 2026).</w:t>
+      </w:r>
+    </w:p>
+    <w:p>
+      <w:r>
+        <w:t>En trolig delförklaring till minskande bivråksstammar är att det i dagens skogs- och jordbruksbygder finns ett sämre utbud av insektsrika biotoper jämfört med förhållandena för 20–40 år sedan. Minskad insektsrikedom innebär förmodligen en lägre täthet av sociala getingsamhällen och därmed sämre förutsättningar för bivråkens häckning. En allmän "</w:t>
+      </w:r>
+      <w:r>
+        <w:rPr>
+          <w:i/>
+        </w:rPr>
+        <w:t>förtorkning</w:t>
+      </w:r>
+      <w:r>
+        <w:t>" av landskapet (täckdikning, dikning av skogsmark etc.) liksom omföring av lövträdsrika marker till täta produktionsskogar av barrträd medför dessutom en försämrad förekomst av tättingar (trastar etc.) och grodor, vilket sannolikt påverkar bivråken negativt. (SLU Artdatabanken, 2026).</w:t>
+      </w:r>
+    </w:p>
+    <w:p>
+      <w:r>
+        <w:t>Bevara lövskogar och öka andelen löv i barrskog. Gallra inte i onödan och inte alls i sumpskog. Dika inte ut vattensamlingar, sumpskogar, alkärr eller andra våta miljöer. Kring alla boplatser ska det lämnas en skyddszon vid avverkning eller andra skogliga åtgärder. Som tumregel ska skyddszonen vara så bred att boet inte syns väl från öppen mark (SLU Artdatabanken, 2026; Skogsstyrelsen, 2016).</w:t>
+      </w:r>
+    </w:p>
+    <w:p>
+      <w:pPr>
+        <w:pStyle w:val="Heading2"/>
+      </w:pPr>
+      <w:r>
+        <w:t>Referenser – bivråk</w:t>
+      </w:r>
+    </w:p>
+    <w:p>
+      <w:r>
+        <w:t xml:space="preserve">Skogsstyrelsen, 2016. </w:t>
+      </w:r>
+      <w:r>
+        <w:rPr>
+          <w:i/>
+        </w:rPr>
+        <w:t>Vägledning för hänsyn till bivråk.</w:t>
+      </w:r>
+    </w:p>
+    <w:p>
+      <w:r>
+        <w:t xml:space="preserve">SLU Artdatabanken, 2026. </w:t>
+      </w:r>
+      <w:r>
+        <w:rPr>
+          <w:i/>
+        </w:rPr>
+        <w:t xml:space="preserve">Artfaktablad. Naturvård – artfakta. </w:t>
+      </w:r>
+      <w:r>
+        <w:t>SLU Artdatabanken, Uppsala</w:t>
       </w:r>
     </w:p>
     <w:p>
@@ -364,7 +454,7 @@
     <w:r>
       <w:tab/>
       <w:tab/>
-      <w:t>2026-06-11</w:t>
+      <w:t>2026-06-12</w:t>
       <w:br/>
       <w:br/>
     </w:r>

--- a/tillsyn/A 42900-2021 tillsynsbegäran.docx
+++ b/tillsyn/A 42900-2021 tillsynsbegäran.docx
@@ -454,7 +454,7 @@
     <w:r>
       <w:tab/>
       <w:tab/>
-      <w:t>2026-06-12</w:t>
+      <w:t>2026-06-13</w:t>
       <w:br/>
       <w:br/>
     </w:r>

--- a/tillsyn/A 42900-2021 tillsynsbegäran.docx
+++ b/tillsyn/A 42900-2021 tillsynsbegäran.docx
@@ -454,7 +454,7 @@
     <w:r>
       <w:tab/>
       <w:tab/>
-      <w:t>2026-06-13</w:t>
+      <w:t>2026-06-14</w:t>
       <w:br/>
       <w:br/>
     </w:r>

--- a/tillsyn/A 42900-2021 tillsynsbegäran.docx
+++ b/tillsyn/A 42900-2021 tillsynsbegäran.docx
@@ -454,7 +454,7 @@
     <w:r>
       <w:tab/>
       <w:tab/>
-      <w:t>2026-06-14</w:t>
+      <w:t>2026-06-15</w:t>
       <w:br/>
       <w:br/>
     </w:r>

--- a/tillsyn/A 42900-2021 tillsynsbegäran.docx
+++ b/tillsyn/A 42900-2021 tillsynsbegäran.docx
@@ -454,7 +454,7 @@
     <w:r>
       <w:tab/>
       <w:tab/>
-      <w:t>2026-06-15</w:t>
+      <w:t>2026-06-16</w:t>
       <w:br/>
       <w:br/>
     </w:r>

--- a/tillsyn/A 42900-2021 tillsynsbegäran.docx
+++ b/tillsyn/A 42900-2021 tillsynsbegäran.docx
@@ -454,7 +454,7 @@
     <w:r>
       <w:tab/>
       <w:tab/>
-      <w:t>2026-06-16</w:t>
+      <w:t>2026-06-17</w:t>
       <w:br/>
       <w:br/>
     </w:r>

--- a/tillsyn/A 42900-2021 tillsynsbegäran.docx
+++ b/tillsyn/A 42900-2021 tillsynsbegäran.docx
@@ -1,6 +1,6 @@
 
 <file path=word/document.xml><?xml version="1.0" encoding="utf-8"?>
-<w:document xmlns:wpc="http://schemas.microsoft.com/office/word/2010/wordprocessingCanvas" xmlns:cx="http://schemas.microsoft.com/office/drawing/2014/chartex" xmlns:cx1="http://schemas.microsoft.com/office/drawing/2015/9/8/chartex" xmlns:cx2="http://schemas.microsoft.com/office/drawing/2015/10/21/chartex" xmlns:cx3="http://schemas.microsoft.com/office/drawing/2016/5/9/chartex" xmlns:cx4="http://schemas.microsoft.com/office/drawing/2016/5/10/chartex" xmlns:cx5="http://schemas.microsoft.com/office/drawing/2016/5/11/chartex" xmlns:cx6="http://schemas.microsoft.com/office/drawing/2016/5/12/chartex" xmlns:cx7="http://schemas.microsoft.com/office/drawing/2016/5/13/chartex" xmlns:cx8="http://schemas.microsoft.com/office/drawing/2016/5/14/chartex" xmlns:mc="http://schemas.openxmlformats.org/markup-compatibility/2006" xmlns:aink="http://schemas.microsoft.com/office/drawing/2016/ink" xmlns:am3d="http://schemas.microsoft.com/office/drawing/2017/model3d" xmlns:o="urn:schemas-microsoft-com:office:office" xmlns:oel="http://schemas.microsoft.com/office/2019/extlst" xmlns:r="http://schemas.openxmlformats.org/officeDocument/2006/relationships" xmlns:m="http://schemas.openxmlformats.org/officeDocument/2006/math" xmlns:v="urn:schemas-microsoft-com:vml" xmlns:wp14="http://schemas.microsoft.com/office/word/2010/wordprocessingDrawing" xmlns:wp="http://schemas.openxmlformats.org/drawingml/2006/wordprocessingDrawing" xmlns:w10="urn:schemas-microsoft-com:office:word" xmlns:w="http://schemas.openxmlformats.org/wordprocessingml/2006/main" xmlns:w14="http://schemas.microsoft.com/office/word/2010/wordml" xmlns:w15="http://schemas.microsoft.com/office/word/2012/wordml" xmlns:w16cex="http://schemas.microsoft.com/office/word/2018/wordml/cex" xmlns:w16cid="http://schemas.microsoft.com/office/word/2016/wordml/cid" xmlns:w16="http://schemas.microsoft.com/office/word/2018/wordml" xmlns:w16sdtdh="http://schemas.microsoft.com/office/word/2020/wordml/sdtdatahash" xmlns:w16se="http://schemas.microsoft.com/office/word/2015/wordml/symex" xmlns:wpg="http://schemas.microsoft.com/office/word/2010/wordprocessingGroup" xmlns:wpi="http://schemas.microsoft.com/office/word/2010/wordprocessingInk" xmlns:wne="http://schemas.microsoft.com/office/word/2006/wordml" xmlns:wps="http://schemas.microsoft.com/office/word/2010/wordprocessingShape" mc:Ignorable="w14 w15 w16se w16cid w16 w16cex w16sdtdh wp14">
+<w:document xmlns:wpc="http://schemas.microsoft.com/office/word/2010/wordprocessingCanvas" xmlns:cx="http://schemas.microsoft.com/office/drawing/2014/chartex" xmlns:cx1="http://schemas.microsoft.com/office/drawing/2015/9/8/chartex" xmlns:cx2="http://schemas.microsoft.com/office/drawing/2015/10/21/chartex" xmlns:cx3="http://schemas.microsoft.com/office/drawing/2016/5/9/chartex" xmlns:cx4="http://schemas.microsoft.com/office/drawing/2016/5/10/chartex" xmlns:cx5="http://schemas.microsoft.com/office/drawing/2016/5/11/chartex" xmlns:cx6="http://schemas.microsoft.com/office/drawing/2016/5/12/chartex" xmlns:cx7="http://schemas.microsoft.com/office/drawing/2016/5/13/chartex" xmlns:cx8="http://schemas.microsoft.com/office/drawing/2016/5/14/chartex" xmlns:mc="http://schemas.openxmlformats.org/markup-compatibility/2006" xmlns:aink="http://schemas.microsoft.com/office/drawing/2016/ink" xmlns:am3d="http://schemas.microsoft.com/office/drawing/2017/model3d" xmlns:o="urn:schemas-microsoft-com:office:office" xmlns:oel="http://schemas.microsoft.com/office/2019/extlst" xmlns:r="http://schemas.openxmlformats.org/officeDocument/2006/relationships" xmlns:m="http://schemas.openxmlformats.org/officeDocument/2006/math" xmlns:v="urn:schemas-microsoft-com:vml" xmlns:wp14="http://schemas.microsoft.com/office/word/2010/wordprocessingDrawing" xmlns:wp="http://schemas.openxmlformats.org/drawingml/2006/wordprocessingDrawing" xmlns:w10="urn:schemas-microsoft-com:office:word" xmlns:w="http://schemas.openxmlformats.org/wordprocessingml/2006/main" xmlns:w14="http://schemas.microsoft.com/office/word/2010/wordml" xmlns:w15="http://schemas.microsoft.com/office/word/2012/wordml" xmlns:w16cex="http://schemas.microsoft.com/office/word/2018/wordml/cex" xmlns:w16cid="http://schemas.microsoft.com/office/word/2016/wordml/cid" xmlns:w16="http://schemas.microsoft.com/office/word/2018/wordml" xmlns:w16du="http://schemas.microsoft.com/office/word/2023/wordml/word16du" xmlns:w16sdtdh="http://schemas.microsoft.com/office/word/2020/wordml/sdtdatahash" xmlns:w16sdtfl="http://schemas.microsoft.com/office/word/2024/wordml/sdtformatlock" xmlns:w16se="http://schemas.microsoft.com/office/word/2015/wordml/symex" xmlns:wpg="http://schemas.microsoft.com/office/word/2010/wordprocessingGroup" xmlns:wpi="http://schemas.microsoft.com/office/word/2010/wordprocessingInk" xmlns:wne="http://schemas.microsoft.com/office/word/2006/wordml" xmlns:wps="http://schemas.microsoft.com/office/word/2010/wordprocessingShape" mc:Ignorable="w14 w15 w16se w16cid w16 w16cex w16sdtdh w16sdtfl w16du wp14">
   <w:body>
     <w:p>
       <w:pPr>
@@ -12,35 +12,10 @@
     </w:p>
     <w:p>
       <w:r>
-        <w:t>Detta dokument behandlar höga naturvärden i avverkningsanmälan A 42900-2021 i Falköpings kommun. Denna avverkningsanmälan inkom 2021-08-20 00:00:00 och omfattar 8,7 ha.</w:t>
+        <w:t>Detta dokument behandlar höga naturvärden i avverkningsanmälan A 42900-2021 i Falköpings kommun som inkom 2021-08-20 och omfattar 8,7 ha.</w:t>
       </w:r>
-    </w:p>
-    <w:p>
       <w:r>
-        <w:t>Vi begär härmed att Skogsstyrelsen fattar beslut enligt miljöbalken som säkerställer att skogens höga naturvärden bevaras samt säkerställer att EU-lagstiftning efterlevs och att artskyddsbrott förhindras. Vi önskar även ta del av de ställningstaganden och beslut som myndigheterna meddelar till följd av aktuell avverkningsanmälan och föreningens inlaga (se 34 § förvaltningslagen).</w:t>
-      </w:r>
-    </w:p>
-    <w:p>
-      <w:r>
-        <w:t>Nedan beskrivs fynd av naturvårdsarter och fridlysta arter som gjorts i det avverkningsanmälda området. I BILAGA 1 finns artfakta om fridlysta arter.</w:t>
-      </w:r>
-    </w:p>
-    <w:p>
-      <w:pPr>
-        <w:pStyle w:val="Heading1"/>
-      </w:pPr>
-      <w:r>
-        <w:t>Naturvårdsarter</w:t>
-      </w:r>
-    </w:p>
-    <w:p>
-      <w:r>
-        <w:t>I avverkningsanmälan har följande 5 naturvårdsarter hittats: rosenfink (NT, §4), spillkråka (NT, §4), bivråk (§4), göktyta (§4) och törnskata (§4). Av dessa är 2 rödlistade. För rödlistade arter har rödlistekategorin angivits inom parentes. För fridlysta arter anges även paragrafen i Artskyddsförordningen som arten är fridlyst enligt.</w:t>
-      </w:r>
-    </w:p>
-    <w:p>
-      <w:r>
-        <w:t>De påträffade naturvårdsarterna är ett tydligt kvitto på att detta rör sig om en skog med höga naturvärden. I Figur 1 visas en karta över det avverkningsanmälda området, där samtliga fyndplatser för naturvårdsarter som finns registrerade på Artportalen har markerats.</w:t>
+        <w:t xml:space="preserve"> I Figur 1 visas fyndplatser för naturvårdsarter i området, som finns registrerade på Artportalen.</w:t>
       </w:r>
     </w:p>
     <w:p>
@@ -50,7 +25,7 @@
       <w:r>
         <w:drawing>
           <wp:inline xmlns:a="http://schemas.openxmlformats.org/drawingml/2006/main" xmlns:pic="http://schemas.openxmlformats.org/drawingml/2006/picture">
-            <wp:extent cx="5486400" cy="6240926"/>
+            <wp:extent cx="5109427" cy="5688000"/>
             <wp:docPr id="1" name="Picture 1"/>
             <wp:cNvGraphicFramePr>
               <a:graphicFrameLocks noChangeAspect="1"/>
@@ -71,7 +46,7 @@
                   <pic:spPr>
                     <a:xfrm>
                       <a:off x="0" y="0"/>
-                      <a:ext cx="5486400" cy="6240926"/>
+                      <a:ext cx="5109427" cy="5688000"/>
                     </a:xfrm>
                     <a:prstGeom prst="rect"/>
                   </pic:spPr>
@@ -85,9 +60,25 @@
     <w:p>
       <w:pPr>
         <w:pStyle w:val="Caption"/>
+        <w:spacing w:after="240"/>
       </w:pPr>
       <w:r>
-        <w:t>Figur 1. Fyndplatser för naturvårdsarter i det avverkningsanmälda området (röd linje). Markörer utan svart kant är placerade på fyndplatsen. Markörer med svart kant är placerade vid sidan av fyndplatsen och har ett svart streck som visar fyndplatsens exakta position. Kartans mittpunktskoordinat är N 6450769, E 414280 i SWEREF 99 TM.</w:t>
+        <w:t>Figur 1. Fyndplatser för naturvårdsarter i och inom 20 meter från avverkningsanmälan (röd linje). Inom parentes anges rödlistekategorier, S för signalarter, Tför typiska arter och fridlysningsparagrafer i artskyddsförordningen.Markörer utan svart kant är placerade på fyndplatsen. Markörer med svart kant är placerade vid sidan av fyndplatsen och har ett svart streck som visar fyndplatsens exakta position. Kartans mittpunktskoordinat är N 6450769, E 414280 i SWEREF 99 TM.</w:t>
+      </w:r>
+    </w:p>
+    <w:p>
+      <w:r>
+        <w:t>Vi begär härmed att Skogsstyrelsen fattar beslut enligt miljöbalken som säkerställer att skogens höga naturvärden bevaras samt att EU-lagstiftning efterlevs och att artskyddsbrott förhindras.</w:t>
+      </w:r>
+    </w:p>
+    <w:p>
+      <w:r>
+        <w:t>Vi önskar även ta del av de ställningstaganden och beslut som myndigheten meddelar till följd av aktuell avverkningsanmälan och föreningens inlaga (se 34 § förvaltningslagen).</w:t>
+      </w:r>
+    </w:p>
+    <w:p>
+      <w:r>
+        <w:t>Nedan beskrivs fynd av naturvårdsarter och fridlysta arter som gjorts i det avverkningsanmälda området. I BILAGA 1 finns artfakta om fridlysta arter.</w:t>
       </w:r>
     </w:p>
     <w:p>
@@ -95,12 +86,30 @@
         <w:pStyle w:val="Heading1"/>
       </w:pPr>
       <w:r>
+        <w:t>Naturvårdsarter</w:t>
+      </w:r>
+    </w:p>
+    <w:p>
+      <w:r>
+        <w:t>I och inom 20 meter från avverkningsanmälan har följande 8 naturvårdsarter hittats: bivråk (NT, §4), göktyta (NT, §4), rosenfink (NT, §4), kransrams (S, T), nästrot (S, §8), spillkråka (T, §4), törnskata (§4) och fläcknycklar (§8). Av dessa är 3 rödlistade. För rödlistade arter har rödlistekategorin angivits inom parentes. Arter som är signalarter enligt Skogsstyrelsen har markerats med (S). Typiska arter inom Natura 2000 som är kopplade till skogsekosystem har markerats med (T). För fridlysta arter anges även paragrafen i Artskyddsförordningen som arten är fridlyst enligt.</w:t>
+      </w:r>
+    </w:p>
+    <w:p>
+      <w:r>
+        <w:t>De påträffade naturvårdsarterna är ett tydligt kvitto på att det rör sig om en skog med höga naturvärden.</w:t>
+      </w:r>
+    </w:p>
+    <w:p>
+      <w:pPr>
+        <w:pStyle w:val="Heading2"/>
+      </w:pPr>
+      <w:r>
         <w:t>Fridlysta arter</w:t>
       </w:r>
     </w:p>
     <w:p>
       <w:r>
-        <w:t>Följande fridlysta arter har sina livsmiljöer och växtplatser i den avverkningsanmälda skogen: rosenfink (NT, §4), spillkråka (NT, §4), bivråk (§4), göktyta (§4) och törnskata (§4).</w:t>
+        <w:t>Följande fridlysta arter har sina livsmiljöer och växtplatser i den avverkningsanmälda skogen: bivråk (NT, §4), göktyta (NT, §4), rosenfink (NT, §4), nästrot (S, §8), spillkråka (T, §4), törnskata (§4) och fläcknycklar (§8).</w:t>
       </w:r>
     </w:p>
     <w:p>
@@ -169,6 +178,34 @@
     <w:p>
       <w:r>
         <w:t>I BILAGA 1 finns mer detaljerad information om ekologi samt krav på livsmiljö hos fridlysta arter.</w:t>
+      </w:r>
+    </w:p>
+    <w:p>
+      <w:pPr>
+        <w:pStyle w:val="Heading2"/>
+      </w:pPr>
+      <w:r>
+        <w:t>Övriga naturvårdsarter</w:t>
+      </w:r>
+    </w:p>
+    <w:p>
+      <w:r>
+        <w:rPr>
+          <w:b/>
+        </w:rPr>
+        <w:t>Kransrams</w:t>
+      </w:r>
+      <w:r>
+        <w:t xml:space="preserve"> är typisk art för </w:t>
+      </w:r>
+      <w:r>
+        <w:rPr>
+          <w:i/>
+        </w:rPr>
+        <w:t xml:space="preserve">9020 Nordlig ädellövskog </w:t>
+      </w:r>
+      <w:r>
+        <w:t>(SLU Artdatabanken, 2025).</w:t>
       </w:r>
     </w:p>
     <w:p>
@@ -344,7 +381,7 @@
 </file>
 
 <file path=word/endnotes.xml><?xml version="1.0" encoding="utf-8"?>
-<w:endnotes xmlns:wpc="http://schemas.microsoft.com/office/word/2010/wordprocessingCanvas" xmlns:cx="http://schemas.microsoft.com/office/drawing/2014/chartex" xmlns:cx1="http://schemas.microsoft.com/office/drawing/2015/9/8/chartex" xmlns:cx2="http://schemas.microsoft.com/office/drawing/2015/10/21/chartex" xmlns:cx3="http://schemas.microsoft.com/office/drawing/2016/5/9/chartex" xmlns:cx4="http://schemas.microsoft.com/office/drawing/2016/5/10/chartex" xmlns:cx5="http://schemas.microsoft.com/office/drawing/2016/5/11/chartex" xmlns:cx6="http://schemas.microsoft.com/office/drawing/2016/5/12/chartex" xmlns:cx7="http://schemas.microsoft.com/office/drawing/2016/5/13/chartex" xmlns:cx8="http://schemas.microsoft.com/office/drawing/2016/5/14/chartex" xmlns:mc="http://schemas.openxmlformats.org/markup-compatibility/2006" xmlns:aink="http://schemas.microsoft.com/office/drawing/2016/ink" xmlns:am3d="http://schemas.microsoft.com/office/drawing/2017/model3d" xmlns:o="urn:schemas-microsoft-com:office:office" xmlns:oel="http://schemas.microsoft.com/office/2019/extlst" xmlns:r="http://schemas.openxmlformats.org/officeDocument/2006/relationships" xmlns:m="http://schemas.openxmlformats.org/officeDocument/2006/math" xmlns:v="urn:schemas-microsoft-com:vml" xmlns:wp14="http://schemas.microsoft.com/office/word/2010/wordprocessingDrawing" xmlns:wp="http://schemas.openxmlformats.org/drawingml/2006/wordprocessingDrawing" xmlns:w10="urn:schemas-microsoft-com:office:word" xmlns:w="http://schemas.openxmlformats.org/wordprocessingml/2006/main" xmlns:w14="http://schemas.microsoft.com/office/word/2010/wordml" xmlns:w15="http://schemas.microsoft.com/office/word/2012/wordml" xmlns:w16cex="http://schemas.microsoft.com/office/word/2018/wordml/cex" xmlns:w16cid="http://schemas.microsoft.com/office/word/2016/wordml/cid" xmlns:w16="http://schemas.microsoft.com/office/word/2018/wordml" xmlns:w16sdtdh="http://schemas.microsoft.com/office/word/2020/wordml/sdtdatahash" xmlns:w16se="http://schemas.microsoft.com/office/word/2015/wordml/symex" xmlns:wpg="http://schemas.microsoft.com/office/word/2010/wordprocessingGroup" xmlns:wpi="http://schemas.microsoft.com/office/word/2010/wordprocessingInk" xmlns:wne="http://schemas.microsoft.com/office/word/2006/wordml" xmlns:wps="http://schemas.microsoft.com/office/word/2010/wordprocessingShape" mc:Ignorable="w14 w15 w16se w16cid w16 w16cex w16sdtdh wp14">
+<w:endnotes xmlns:wpc="http://schemas.microsoft.com/office/word/2010/wordprocessingCanvas" xmlns:cx="http://schemas.microsoft.com/office/drawing/2014/chartex" xmlns:cx1="http://schemas.microsoft.com/office/drawing/2015/9/8/chartex" xmlns:cx2="http://schemas.microsoft.com/office/drawing/2015/10/21/chartex" xmlns:cx3="http://schemas.microsoft.com/office/drawing/2016/5/9/chartex" xmlns:cx4="http://schemas.microsoft.com/office/drawing/2016/5/10/chartex" xmlns:cx5="http://schemas.microsoft.com/office/drawing/2016/5/11/chartex" xmlns:cx6="http://schemas.microsoft.com/office/drawing/2016/5/12/chartex" xmlns:cx7="http://schemas.microsoft.com/office/drawing/2016/5/13/chartex" xmlns:cx8="http://schemas.microsoft.com/office/drawing/2016/5/14/chartex" xmlns:mc="http://schemas.openxmlformats.org/markup-compatibility/2006" xmlns:aink="http://schemas.microsoft.com/office/drawing/2016/ink" xmlns:am3d="http://schemas.microsoft.com/office/drawing/2017/model3d" xmlns:o="urn:schemas-microsoft-com:office:office" xmlns:oel="http://schemas.microsoft.com/office/2019/extlst" xmlns:r="http://schemas.openxmlformats.org/officeDocument/2006/relationships" xmlns:m="http://schemas.openxmlformats.org/officeDocument/2006/math" xmlns:v="urn:schemas-microsoft-com:vml" xmlns:wp14="http://schemas.microsoft.com/office/word/2010/wordprocessingDrawing" xmlns:wp="http://schemas.openxmlformats.org/drawingml/2006/wordprocessingDrawing" xmlns:w10="urn:schemas-microsoft-com:office:word" xmlns:w="http://schemas.openxmlformats.org/wordprocessingml/2006/main" xmlns:w14="http://schemas.microsoft.com/office/word/2010/wordml" xmlns:w15="http://schemas.microsoft.com/office/word/2012/wordml" xmlns:w16cex="http://schemas.microsoft.com/office/word/2018/wordml/cex" xmlns:w16cid="http://schemas.microsoft.com/office/word/2016/wordml/cid" xmlns:w16="http://schemas.microsoft.com/office/word/2018/wordml" xmlns:w16du="http://schemas.microsoft.com/office/word/2023/wordml/word16du" xmlns:w16sdtdh="http://schemas.microsoft.com/office/word/2020/wordml/sdtdatahash" xmlns:w16sdtfl="http://schemas.microsoft.com/office/word/2024/wordml/sdtformatlock" xmlns:w16se="http://schemas.microsoft.com/office/word/2015/wordml/symex" xmlns:wpg="http://schemas.microsoft.com/office/word/2010/wordprocessingGroup" xmlns:wpi="http://schemas.microsoft.com/office/word/2010/wordprocessingInk" xmlns:wne="http://schemas.microsoft.com/office/word/2006/wordml" xmlns:wps="http://schemas.microsoft.com/office/word/2010/wordprocessingShape" mc:Ignorable="w14 w15 w16se w16cid w16 w16cex w16sdtdh w16sdtfl w16du wp14">
   <w:endnote w:type="separator" w:id="-1">
     <w:p>
       <w:pPr>
@@ -369,7 +406,7 @@
 </file>
 
 <file path=word/footer1.xml><?xml version="1.0" encoding="utf-8"?>
-<w:ftr xmlns:wpc="http://schemas.microsoft.com/office/word/2010/wordprocessingCanvas" xmlns:cx="http://schemas.microsoft.com/office/drawing/2014/chartex" xmlns:cx1="http://schemas.microsoft.com/office/drawing/2015/9/8/chartex" xmlns:cx2="http://schemas.microsoft.com/office/drawing/2015/10/21/chartex" xmlns:cx3="http://schemas.microsoft.com/office/drawing/2016/5/9/chartex" xmlns:cx4="http://schemas.microsoft.com/office/drawing/2016/5/10/chartex" xmlns:cx5="http://schemas.microsoft.com/office/drawing/2016/5/11/chartex" xmlns:cx6="http://schemas.microsoft.com/office/drawing/2016/5/12/chartex" xmlns:cx7="http://schemas.microsoft.com/office/drawing/2016/5/13/chartex" xmlns:cx8="http://schemas.microsoft.com/office/drawing/2016/5/14/chartex" xmlns:mc="http://schemas.openxmlformats.org/markup-compatibility/2006" xmlns:aink="http://schemas.microsoft.com/office/drawing/2016/ink" xmlns:am3d="http://schemas.microsoft.com/office/drawing/2017/model3d" xmlns:o="urn:schemas-microsoft-com:office:office" xmlns:oel="http://schemas.microsoft.com/office/2019/extlst" xmlns:r="http://schemas.openxmlformats.org/officeDocument/2006/relationships" xmlns:m="http://schemas.openxmlformats.org/officeDocument/2006/math" xmlns:v="urn:schemas-microsoft-com:vml" xmlns:wp14="http://schemas.microsoft.com/office/word/2010/wordprocessingDrawing" xmlns:wp="http://schemas.openxmlformats.org/drawingml/2006/wordprocessingDrawing" xmlns:w10="urn:schemas-microsoft-com:office:word" xmlns:w="http://schemas.openxmlformats.org/wordprocessingml/2006/main" xmlns:w14="http://schemas.microsoft.com/office/word/2010/wordml" xmlns:w15="http://schemas.microsoft.com/office/word/2012/wordml" xmlns:w16cex="http://schemas.microsoft.com/office/word/2018/wordml/cex" xmlns:w16cid="http://schemas.microsoft.com/office/word/2016/wordml/cid" xmlns:w16="http://schemas.microsoft.com/office/word/2018/wordml" xmlns:w16sdtdh="http://schemas.microsoft.com/office/word/2020/wordml/sdtdatahash" xmlns:w16se="http://schemas.microsoft.com/office/word/2015/wordml/symex" xmlns:wpg="http://schemas.microsoft.com/office/word/2010/wordprocessingGroup" xmlns:wpi="http://schemas.microsoft.com/office/word/2010/wordprocessingInk" xmlns:wne="http://schemas.microsoft.com/office/word/2006/wordml" xmlns:wps="http://schemas.microsoft.com/office/word/2010/wordprocessingShape" mc:Ignorable="w14 w15 w16se w16cid w16 w16cex w16sdtdh wp14">
+<w:ftr xmlns:wpc="http://schemas.microsoft.com/office/word/2010/wordprocessingCanvas" xmlns:cx="http://schemas.microsoft.com/office/drawing/2014/chartex" xmlns:cx1="http://schemas.microsoft.com/office/drawing/2015/9/8/chartex" xmlns:cx2="http://schemas.microsoft.com/office/drawing/2015/10/21/chartex" xmlns:cx3="http://schemas.microsoft.com/office/drawing/2016/5/9/chartex" xmlns:cx4="http://schemas.microsoft.com/office/drawing/2016/5/10/chartex" xmlns:cx5="http://schemas.microsoft.com/office/drawing/2016/5/11/chartex" xmlns:cx6="http://schemas.microsoft.com/office/drawing/2016/5/12/chartex" xmlns:cx7="http://schemas.microsoft.com/office/drawing/2016/5/13/chartex" xmlns:cx8="http://schemas.microsoft.com/office/drawing/2016/5/14/chartex" xmlns:mc="http://schemas.openxmlformats.org/markup-compatibility/2006" xmlns:aink="http://schemas.microsoft.com/office/drawing/2016/ink" xmlns:am3d="http://schemas.microsoft.com/office/drawing/2017/model3d" xmlns:o="urn:schemas-microsoft-com:office:office" xmlns:oel="http://schemas.microsoft.com/office/2019/extlst" xmlns:r="http://schemas.openxmlformats.org/officeDocument/2006/relationships" xmlns:m="http://schemas.openxmlformats.org/officeDocument/2006/math" xmlns:v="urn:schemas-microsoft-com:vml" xmlns:wp14="http://schemas.microsoft.com/office/word/2010/wordprocessingDrawing" xmlns:wp="http://schemas.openxmlformats.org/drawingml/2006/wordprocessingDrawing" xmlns:w10="urn:schemas-microsoft-com:office:word" xmlns:w="http://schemas.openxmlformats.org/wordprocessingml/2006/main" xmlns:w14="http://schemas.microsoft.com/office/word/2010/wordml" xmlns:w15="http://schemas.microsoft.com/office/word/2012/wordml" xmlns:w16cex="http://schemas.microsoft.com/office/word/2018/wordml/cex" xmlns:w16cid="http://schemas.microsoft.com/office/word/2016/wordml/cid" xmlns:w16="http://schemas.microsoft.com/office/word/2018/wordml" xmlns:w16du="http://schemas.microsoft.com/office/word/2023/wordml/word16du" xmlns:w16sdtdh="http://schemas.microsoft.com/office/word/2020/wordml/sdtdatahash" xmlns:w16sdtfl="http://schemas.microsoft.com/office/word/2024/wordml/sdtformatlock" xmlns:w16se="http://schemas.microsoft.com/office/word/2015/wordml/symex" xmlns:wpg="http://schemas.microsoft.com/office/word/2010/wordprocessingGroup" xmlns:wpi="http://schemas.microsoft.com/office/word/2010/wordprocessingInk" xmlns:wne="http://schemas.microsoft.com/office/word/2006/wordml" xmlns:wps="http://schemas.microsoft.com/office/word/2010/wordprocessingShape" mc:Ignorable="w14 w15 w16se w16cid w16 w16cex w16sdtdh w16sdtfl w16du wp14">
   <w:p>
     <w:pPr>
       <w:pStyle w:val="Footer"/>
@@ -379,7 +416,7 @@
 </file>
 
 <file path=word/footer2.xml><?xml version="1.0" encoding="utf-8"?>
-<w:ftr xmlns:wpc="http://schemas.microsoft.com/office/word/2010/wordprocessingCanvas" xmlns:cx="http://schemas.microsoft.com/office/drawing/2014/chartex" xmlns:cx1="http://schemas.microsoft.com/office/drawing/2015/9/8/chartex" xmlns:cx2="http://schemas.microsoft.com/office/drawing/2015/10/21/chartex" xmlns:cx3="http://schemas.microsoft.com/office/drawing/2016/5/9/chartex" xmlns:cx4="http://schemas.microsoft.com/office/drawing/2016/5/10/chartex" xmlns:cx5="http://schemas.microsoft.com/office/drawing/2016/5/11/chartex" xmlns:cx6="http://schemas.microsoft.com/office/drawing/2016/5/12/chartex" xmlns:cx7="http://schemas.microsoft.com/office/drawing/2016/5/13/chartex" xmlns:cx8="http://schemas.microsoft.com/office/drawing/2016/5/14/chartex" xmlns:mc="http://schemas.openxmlformats.org/markup-compatibility/2006" xmlns:aink="http://schemas.microsoft.com/office/drawing/2016/ink" xmlns:am3d="http://schemas.microsoft.com/office/drawing/2017/model3d" xmlns:o="urn:schemas-microsoft-com:office:office" xmlns:oel="http://schemas.microsoft.com/office/2019/extlst" xmlns:r="http://schemas.openxmlformats.org/officeDocument/2006/relationships" xmlns:m="http://schemas.openxmlformats.org/officeDocument/2006/math" xmlns:v="urn:schemas-microsoft-com:vml" xmlns:wp14="http://schemas.microsoft.com/office/word/2010/wordprocessingDrawing" xmlns:wp="http://schemas.openxmlformats.org/drawingml/2006/wordprocessingDrawing" xmlns:w10="urn:schemas-microsoft-com:office:word" xmlns:w="http://schemas.openxmlformats.org/wordprocessingml/2006/main" xmlns:w14="http://schemas.microsoft.com/office/word/2010/wordml" xmlns:w15="http://schemas.microsoft.com/office/word/2012/wordml" xmlns:w16cex="http://schemas.microsoft.com/office/word/2018/wordml/cex" xmlns:w16cid="http://schemas.microsoft.com/office/word/2016/wordml/cid" xmlns:w16="http://schemas.microsoft.com/office/word/2018/wordml" xmlns:w16sdtdh="http://schemas.microsoft.com/office/word/2020/wordml/sdtdatahash" xmlns:w16se="http://schemas.microsoft.com/office/word/2015/wordml/symex" xmlns:wpg="http://schemas.microsoft.com/office/word/2010/wordprocessingGroup" xmlns:wpi="http://schemas.microsoft.com/office/word/2010/wordprocessingInk" xmlns:wne="http://schemas.microsoft.com/office/word/2006/wordml" xmlns:wps="http://schemas.microsoft.com/office/word/2010/wordprocessingShape" mc:Ignorable="w14 w15 w16se w16cid w16 w16cex w16sdtdh wp14">
+<w:ftr xmlns:wpc="http://schemas.microsoft.com/office/word/2010/wordprocessingCanvas" xmlns:cx="http://schemas.microsoft.com/office/drawing/2014/chartex" xmlns:cx1="http://schemas.microsoft.com/office/drawing/2015/9/8/chartex" xmlns:cx2="http://schemas.microsoft.com/office/drawing/2015/10/21/chartex" xmlns:cx3="http://schemas.microsoft.com/office/drawing/2016/5/9/chartex" xmlns:cx4="http://schemas.microsoft.com/office/drawing/2016/5/10/chartex" xmlns:cx5="http://schemas.microsoft.com/office/drawing/2016/5/11/chartex" xmlns:cx6="http://schemas.microsoft.com/office/drawing/2016/5/12/chartex" xmlns:cx7="http://schemas.microsoft.com/office/drawing/2016/5/13/chartex" xmlns:cx8="http://schemas.microsoft.com/office/drawing/2016/5/14/chartex" xmlns:mc="http://schemas.openxmlformats.org/markup-compatibility/2006" xmlns:aink="http://schemas.microsoft.com/office/drawing/2016/ink" xmlns:am3d="http://schemas.microsoft.com/office/drawing/2017/model3d" xmlns:o="urn:schemas-microsoft-com:office:office" xmlns:oel="http://schemas.microsoft.com/office/2019/extlst" xmlns:r="http://schemas.openxmlformats.org/officeDocument/2006/relationships" xmlns:m="http://schemas.openxmlformats.org/officeDocument/2006/math" xmlns:v="urn:schemas-microsoft-com:vml" xmlns:wp14="http://schemas.microsoft.com/office/word/2010/wordprocessingDrawing" xmlns:wp="http://schemas.openxmlformats.org/drawingml/2006/wordprocessingDrawing" xmlns:w10="urn:schemas-microsoft-com:office:word" xmlns:w="http://schemas.openxmlformats.org/wordprocessingml/2006/main" xmlns:w14="http://schemas.microsoft.com/office/word/2010/wordml" xmlns:w15="http://schemas.microsoft.com/office/word/2012/wordml" xmlns:w16cex="http://schemas.microsoft.com/office/word/2018/wordml/cex" xmlns:w16cid="http://schemas.microsoft.com/office/word/2016/wordml/cid" xmlns:w16="http://schemas.microsoft.com/office/word/2018/wordml" xmlns:w16du="http://schemas.microsoft.com/office/word/2023/wordml/word16du" xmlns:w16sdtdh="http://schemas.microsoft.com/office/word/2020/wordml/sdtdatahash" xmlns:w16sdtfl="http://schemas.microsoft.com/office/word/2024/wordml/sdtformatlock" xmlns:w16se="http://schemas.microsoft.com/office/word/2015/wordml/symex" xmlns:wpg="http://schemas.microsoft.com/office/word/2010/wordprocessingGroup" xmlns:wpi="http://schemas.microsoft.com/office/word/2010/wordprocessingInk" xmlns:wne="http://schemas.microsoft.com/office/word/2006/wordml" xmlns:wps="http://schemas.microsoft.com/office/word/2010/wordprocessingShape" mc:Ignorable="w14 w15 w16se w16cid w16 w16cex w16sdtdh w16sdtfl w16du wp14">
   <w:p>
     <w:pPr>
       <w:pStyle w:val="Footer"/>
@@ -389,7 +426,7 @@
 </file>
 
 <file path=word/footer3.xml><?xml version="1.0" encoding="utf-8"?>
-<w:ftr xmlns:wpc="http://schemas.microsoft.com/office/word/2010/wordprocessingCanvas" xmlns:cx="http://schemas.microsoft.com/office/drawing/2014/chartex" xmlns:cx1="http://schemas.microsoft.com/office/drawing/2015/9/8/chartex" xmlns:cx2="http://schemas.microsoft.com/office/drawing/2015/10/21/chartex" xmlns:cx3="http://schemas.microsoft.com/office/drawing/2016/5/9/chartex" xmlns:cx4="http://schemas.microsoft.com/office/drawing/2016/5/10/chartex" xmlns:cx5="http://schemas.microsoft.com/office/drawing/2016/5/11/chartex" xmlns:cx6="http://schemas.microsoft.com/office/drawing/2016/5/12/chartex" xmlns:cx7="http://schemas.microsoft.com/office/drawing/2016/5/13/chartex" xmlns:cx8="http://schemas.microsoft.com/office/drawing/2016/5/14/chartex" xmlns:mc="http://schemas.openxmlformats.org/markup-compatibility/2006" xmlns:aink="http://schemas.microsoft.com/office/drawing/2016/ink" xmlns:am3d="http://schemas.microsoft.com/office/drawing/2017/model3d" xmlns:o="urn:schemas-microsoft-com:office:office" xmlns:oel="http://schemas.microsoft.com/office/2019/extlst" xmlns:r="http://schemas.openxmlformats.org/officeDocument/2006/relationships" xmlns:m="http://schemas.openxmlformats.org/officeDocument/2006/math" xmlns:v="urn:schemas-microsoft-com:vml" xmlns:wp14="http://schemas.microsoft.com/office/word/2010/wordprocessingDrawing" xmlns:wp="http://schemas.openxmlformats.org/drawingml/2006/wordprocessingDrawing" xmlns:w10="urn:schemas-microsoft-com:office:word" xmlns:w="http://schemas.openxmlformats.org/wordprocessingml/2006/main" xmlns:w14="http://schemas.microsoft.com/office/word/2010/wordml" xmlns:w15="http://schemas.microsoft.com/office/word/2012/wordml" xmlns:w16cex="http://schemas.microsoft.com/office/word/2018/wordml/cex" xmlns:w16cid="http://schemas.microsoft.com/office/word/2016/wordml/cid" xmlns:w16="http://schemas.microsoft.com/office/word/2018/wordml" xmlns:w16sdtdh="http://schemas.microsoft.com/office/word/2020/wordml/sdtdatahash" xmlns:w16se="http://schemas.microsoft.com/office/word/2015/wordml/symex" xmlns:wpg="http://schemas.microsoft.com/office/word/2010/wordprocessingGroup" xmlns:wpi="http://schemas.microsoft.com/office/word/2010/wordprocessingInk" xmlns:wne="http://schemas.microsoft.com/office/word/2006/wordml" xmlns:wps="http://schemas.microsoft.com/office/word/2010/wordprocessingShape" mc:Ignorable="w14 w15 w16se w16cid w16 w16cex w16sdtdh wp14">
+<w:ftr xmlns:wpc="http://schemas.microsoft.com/office/word/2010/wordprocessingCanvas" xmlns:cx="http://schemas.microsoft.com/office/drawing/2014/chartex" xmlns:cx1="http://schemas.microsoft.com/office/drawing/2015/9/8/chartex" xmlns:cx2="http://schemas.microsoft.com/office/drawing/2015/10/21/chartex" xmlns:cx3="http://schemas.microsoft.com/office/drawing/2016/5/9/chartex" xmlns:cx4="http://schemas.microsoft.com/office/drawing/2016/5/10/chartex" xmlns:cx5="http://schemas.microsoft.com/office/drawing/2016/5/11/chartex" xmlns:cx6="http://schemas.microsoft.com/office/drawing/2016/5/12/chartex" xmlns:cx7="http://schemas.microsoft.com/office/drawing/2016/5/13/chartex" xmlns:cx8="http://schemas.microsoft.com/office/drawing/2016/5/14/chartex" xmlns:mc="http://schemas.openxmlformats.org/markup-compatibility/2006" xmlns:aink="http://schemas.microsoft.com/office/drawing/2016/ink" xmlns:am3d="http://schemas.microsoft.com/office/drawing/2017/model3d" xmlns:o="urn:schemas-microsoft-com:office:office" xmlns:oel="http://schemas.microsoft.com/office/2019/extlst" xmlns:r="http://schemas.openxmlformats.org/officeDocument/2006/relationships" xmlns:m="http://schemas.openxmlformats.org/officeDocument/2006/math" xmlns:v="urn:schemas-microsoft-com:vml" xmlns:wp14="http://schemas.microsoft.com/office/word/2010/wordprocessingDrawing" xmlns:wp="http://schemas.openxmlformats.org/drawingml/2006/wordprocessingDrawing" xmlns:w10="urn:schemas-microsoft-com:office:word" xmlns:w="http://schemas.openxmlformats.org/wordprocessingml/2006/main" xmlns:w14="http://schemas.microsoft.com/office/word/2010/wordml" xmlns:w15="http://schemas.microsoft.com/office/word/2012/wordml" xmlns:w16cex="http://schemas.microsoft.com/office/word/2018/wordml/cex" xmlns:w16cid="http://schemas.microsoft.com/office/word/2016/wordml/cid" xmlns:w16="http://schemas.microsoft.com/office/word/2018/wordml" xmlns:w16du="http://schemas.microsoft.com/office/word/2023/wordml/word16du" xmlns:w16sdtdh="http://schemas.microsoft.com/office/word/2020/wordml/sdtdatahash" xmlns:w16sdtfl="http://schemas.microsoft.com/office/word/2024/wordml/sdtformatlock" xmlns:w16se="http://schemas.microsoft.com/office/word/2015/wordml/symex" xmlns:wpg="http://schemas.microsoft.com/office/word/2010/wordprocessingGroup" xmlns:wpi="http://schemas.microsoft.com/office/word/2010/wordprocessingInk" xmlns:wne="http://schemas.microsoft.com/office/word/2006/wordml" xmlns:wps="http://schemas.microsoft.com/office/word/2010/wordprocessingShape" mc:Ignorable="w14 w15 w16se w16cid w16 w16cex w16sdtdh w16sdtfl w16du wp14">
   <w:p>
     <w:pPr>
       <w:pStyle w:val="Footer"/>
@@ -399,7 +436,7 @@
 </file>
 
 <file path=word/footnotes.xml><?xml version="1.0" encoding="utf-8"?>
-<w:footnotes xmlns:wpc="http://schemas.microsoft.com/office/word/2010/wordprocessingCanvas" xmlns:cx="http://schemas.microsoft.com/office/drawing/2014/chartex" xmlns:cx1="http://schemas.microsoft.com/office/drawing/2015/9/8/chartex" xmlns:cx2="http://schemas.microsoft.com/office/drawing/2015/10/21/chartex" xmlns:cx3="http://schemas.microsoft.com/office/drawing/2016/5/9/chartex" xmlns:cx4="http://schemas.microsoft.com/office/drawing/2016/5/10/chartex" xmlns:cx5="http://schemas.microsoft.com/office/drawing/2016/5/11/chartex" xmlns:cx6="http://schemas.microsoft.com/office/drawing/2016/5/12/chartex" xmlns:cx7="http://schemas.microsoft.com/office/drawing/2016/5/13/chartex" xmlns:cx8="http://schemas.microsoft.com/office/drawing/2016/5/14/chartex" xmlns:mc="http://schemas.openxmlformats.org/markup-compatibility/2006" xmlns:aink="http://schemas.microsoft.com/office/drawing/2016/ink" xmlns:am3d="http://schemas.microsoft.com/office/drawing/2017/model3d" xmlns:o="urn:schemas-microsoft-com:office:office" xmlns:oel="http://schemas.microsoft.com/office/2019/extlst" xmlns:r="http://schemas.openxmlformats.org/officeDocument/2006/relationships" xmlns:m="http://schemas.openxmlformats.org/officeDocument/2006/math" xmlns:v="urn:schemas-microsoft-com:vml" xmlns:wp14="http://schemas.microsoft.com/office/word/2010/wordprocessingDrawing" xmlns:wp="http://schemas.openxmlformats.org/drawingml/2006/wordprocessingDrawing" xmlns:w10="urn:schemas-microsoft-com:office:word" xmlns:w="http://schemas.openxmlformats.org/wordprocessingml/2006/main" xmlns:w14="http://schemas.microsoft.com/office/word/2010/wordml" xmlns:w15="http://schemas.microsoft.com/office/word/2012/wordml" xmlns:w16cex="http://schemas.microsoft.com/office/word/2018/wordml/cex" xmlns:w16cid="http://schemas.microsoft.com/office/word/2016/wordml/cid" xmlns:w16="http://schemas.microsoft.com/office/word/2018/wordml" xmlns:w16sdtdh="http://schemas.microsoft.com/office/word/2020/wordml/sdtdatahash" xmlns:w16se="http://schemas.microsoft.com/office/word/2015/wordml/symex" xmlns:wpg="http://schemas.microsoft.com/office/word/2010/wordprocessingGroup" xmlns:wpi="http://schemas.microsoft.com/office/word/2010/wordprocessingInk" xmlns:wne="http://schemas.microsoft.com/office/word/2006/wordml" xmlns:wps="http://schemas.microsoft.com/office/word/2010/wordprocessingShape" mc:Ignorable="w14 w15 w16se w16cid w16 w16cex w16sdtdh wp14">
+<w:footnotes xmlns:wpc="http://schemas.microsoft.com/office/word/2010/wordprocessingCanvas" xmlns:cx="http://schemas.microsoft.com/office/drawing/2014/chartex" xmlns:cx1="http://schemas.microsoft.com/office/drawing/2015/9/8/chartex" xmlns:cx2="http://schemas.microsoft.com/office/drawing/2015/10/21/chartex" xmlns:cx3="http://schemas.microsoft.com/office/drawing/2016/5/9/chartex" xmlns:cx4="http://schemas.microsoft.com/office/drawing/2016/5/10/chartex" xmlns:cx5="http://schemas.microsoft.com/office/drawing/2016/5/11/chartex" xmlns:cx6="http://schemas.microsoft.com/office/drawing/2016/5/12/chartex" xmlns:cx7="http://schemas.microsoft.com/office/drawing/2016/5/13/chartex" xmlns:cx8="http://schemas.microsoft.com/office/drawing/2016/5/14/chartex" xmlns:mc="http://schemas.openxmlformats.org/markup-compatibility/2006" xmlns:aink="http://schemas.microsoft.com/office/drawing/2016/ink" xmlns:am3d="http://schemas.microsoft.com/office/drawing/2017/model3d" xmlns:o="urn:schemas-microsoft-com:office:office" xmlns:oel="http://schemas.microsoft.com/office/2019/extlst" xmlns:r="http://schemas.openxmlformats.org/officeDocument/2006/relationships" xmlns:m="http://schemas.openxmlformats.org/officeDocument/2006/math" xmlns:v="urn:schemas-microsoft-com:vml" xmlns:wp14="http://schemas.microsoft.com/office/word/2010/wordprocessingDrawing" xmlns:wp="http://schemas.openxmlformats.org/drawingml/2006/wordprocessingDrawing" xmlns:w10="urn:schemas-microsoft-com:office:word" xmlns:w="http://schemas.openxmlformats.org/wordprocessingml/2006/main" xmlns:w14="http://schemas.microsoft.com/office/word/2010/wordml" xmlns:w15="http://schemas.microsoft.com/office/word/2012/wordml" xmlns:w16cex="http://schemas.microsoft.com/office/word/2018/wordml/cex" xmlns:w16cid="http://schemas.microsoft.com/office/word/2016/wordml/cid" xmlns:w16="http://schemas.microsoft.com/office/word/2018/wordml" xmlns:w16du="http://schemas.microsoft.com/office/word/2023/wordml/word16du" xmlns:w16sdtdh="http://schemas.microsoft.com/office/word/2020/wordml/sdtdatahash" xmlns:w16sdtfl="http://schemas.microsoft.com/office/word/2024/wordml/sdtformatlock" xmlns:w16se="http://schemas.microsoft.com/office/word/2015/wordml/symex" xmlns:wpg="http://schemas.microsoft.com/office/word/2010/wordprocessingGroup" xmlns:wpi="http://schemas.microsoft.com/office/word/2010/wordprocessingInk" xmlns:wne="http://schemas.microsoft.com/office/word/2006/wordml" xmlns:wps="http://schemas.microsoft.com/office/word/2010/wordprocessingShape" mc:Ignorable="w14 w15 w16se w16cid w16 w16cex w16sdtdh w16sdtfl w16du wp14">
   <w:footnote w:type="separator" w:id="-1">
     <w:p>
       <w:pPr>
@@ -424,7 +461,7 @@
 </file>
 
 <file path=word/header1.xml><?xml version="1.0" encoding="utf-8"?>
-<w:hdr xmlns:wpc="http://schemas.microsoft.com/office/word/2010/wordprocessingCanvas" xmlns:cx="http://schemas.microsoft.com/office/drawing/2014/chartex" xmlns:cx1="http://schemas.microsoft.com/office/drawing/2015/9/8/chartex" xmlns:cx2="http://schemas.microsoft.com/office/drawing/2015/10/21/chartex" xmlns:cx3="http://schemas.microsoft.com/office/drawing/2016/5/9/chartex" xmlns:cx4="http://schemas.microsoft.com/office/drawing/2016/5/10/chartex" xmlns:cx5="http://schemas.microsoft.com/office/drawing/2016/5/11/chartex" xmlns:cx6="http://schemas.microsoft.com/office/drawing/2016/5/12/chartex" xmlns:cx7="http://schemas.microsoft.com/office/drawing/2016/5/13/chartex" xmlns:cx8="http://schemas.microsoft.com/office/drawing/2016/5/14/chartex" xmlns:mc="http://schemas.openxmlformats.org/markup-compatibility/2006" xmlns:aink="http://schemas.microsoft.com/office/drawing/2016/ink" xmlns:am3d="http://schemas.microsoft.com/office/drawing/2017/model3d" xmlns:o="urn:schemas-microsoft-com:office:office" xmlns:oel="http://schemas.microsoft.com/office/2019/extlst" xmlns:r="http://schemas.openxmlformats.org/officeDocument/2006/relationships" xmlns:m="http://schemas.openxmlformats.org/officeDocument/2006/math" xmlns:v="urn:schemas-microsoft-com:vml" xmlns:wp14="http://schemas.microsoft.com/office/word/2010/wordprocessingDrawing" xmlns:wp="http://schemas.openxmlformats.org/drawingml/2006/wordprocessingDrawing" xmlns:w10="urn:schemas-microsoft-com:office:word" xmlns:w="http://schemas.openxmlformats.org/wordprocessingml/2006/main" xmlns:w14="http://schemas.microsoft.com/office/word/2010/wordml" xmlns:w15="http://schemas.microsoft.com/office/word/2012/wordml" xmlns:w16cex="http://schemas.microsoft.com/office/word/2018/wordml/cex" xmlns:w16cid="http://schemas.microsoft.com/office/word/2016/wordml/cid" xmlns:w16="http://schemas.microsoft.com/office/word/2018/wordml" xmlns:w16sdtdh="http://schemas.microsoft.com/office/word/2020/wordml/sdtdatahash" xmlns:w16se="http://schemas.microsoft.com/office/word/2015/wordml/symex" xmlns:wpg="http://schemas.microsoft.com/office/word/2010/wordprocessingGroup" xmlns:wpi="http://schemas.microsoft.com/office/word/2010/wordprocessingInk" xmlns:wne="http://schemas.microsoft.com/office/word/2006/wordml" xmlns:wps="http://schemas.microsoft.com/office/word/2010/wordprocessingShape" mc:Ignorable="w14 w15 w16se w16cid w16 w16cex w16sdtdh wp14">
+<w:hdr xmlns:wpc="http://schemas.microsoft.com/office/word/2010/wordprocessingCanvas" xmlns:cx="http://schemas.microsoft.com/office/drawing/2014/chartex" xmlns:cx1="http://schemas.microsoft.com/office/drawing/2015/9/8/chartex" xmlns:cx2="http://schemas.microsoft.com/office/drawing/2015/10/21/chartex" xmlns:cx3="http://schemas.microsoft.com/office/drawing/2016/5/9/chartex" xmlns:cx4="http://schemas.microsoft.com/office/drawing/2016/5/10/chartex" xmlns:cx5="http://schemas.microsoft.com/office/drawing/2016/5/11/chartex" xmlns:cx6="http://schemas.microsoft.com/office/drawing/2016/5/12/chartex" xmlns:cx7="http://schemas.microsoft.com/office/drawing/2016/5/13/chartex" xmlns:cx8="http://schemas.microsoft.com/office/drawing/2016/5/14/chartex" xmlns:mc="http://schemas.openxmlformats.org/markup-compatibility/2006" xmlns:aink="http://schemas.microsoft.com/office/drawing/2016/ink" xmlns:am3d="http://schemas.microsoft.com/office/drawing/2017/model3d" xmlns:o="urn:schemas-microsoft-com:office:office" xmlns:oel="http://schemas.microsoft.com/office/2019/extlst" xmlns:r="http://schemas.openxmlformats.org/officeDocument/2006/relationships" xmlns:m="http://schemas.openxmlformats.org/officeDocument/2006/math" xmlns:v="urn:schemas-microsoft-com:vml" xmlns:wp14="http://schemas.microsoft.com/office/word/2010/wordprocessingDrawing" xmlns:wp="http://schemas.openxmlformats.org/drawingml/2006/wordprocessingDrawing" xmlns:w10="urn:schemas-microsoft-com:office:word" xmlns:w="http://schemas.openxmlformats.org/wordprocessingml/2006/main" xmlns:w14="http://schemas.microsoft.com/office/word/2010/wordml" xmlns:w15="http://schemas.microsoft.com/office/word/2012/wordml" xmlns:w16cex="http://schemas.microsoft.com/office/word/2018/wordml/cex" xmlns:w16cid="http://schemas.microsoft.com/office/word/2016/wordml/cid" xmlns:w16="http://schemas.microsoft.com/office/word/2018/wordml" xmlns:w16du="http://schemas.microsoft.com/office/word/2023/wordml/word16du" xmlns:w16sdtdh="http://schemas.microsoft.com/office/word/2020/wordml/sdtdatahash" xmlns:w16sdtfl="http://schemas.microsoft.com/office/word/2024/wordml/sdtformatlock" xmlns:w16se="http://schemas.microsoft.com/office/word/2015/wordml/symex" xmlns:wpg="http://schemas.microsoft.com/office/word/2010/wordprocessingGroup" xmlns:wpi="http://schemas.microsoft.com/office/word/2010/wordprocessingInk" xmlns:wne="http://schemas.microsoft.com/office/word/2006/wordml" xmlns:wps="http://schemas.microsoft.com/office/word/2010/wordprocessingShape" mc:Ignorable="w14 w15 w16se w16cid w16 w16cex w16sdtdh w16sdtfl w16du wp14">
   <w:p>
     <w:pPr>
       <w:pStyle w:val="Header"/>
@@ -434,7 +471,7 @@
 </file>
 
 <file path=word/header2.xml><?xml version="1.0" encoding="utf-8"?>
-<w:hdr xmlns:wpc="http://schemas.microsoft.com/office/word/2010/wordprocessingCanvas" xmlns:cx="http://schemas.microsoft.com/office/drawing/2014/chartex" xmlns:cx1="http://schemas.microsoft.com/office/drawing/2015/9/8/chartex" xmlns:cx2="http://schemas.microsoft.com/office/drawing/2015/10/21/chartex" xmlns:cx3="http://schemas.microsoft.com/office/drawing/2016/5/9/chartex" xmlns:cx4="http://schemas.microsoft.com/office/drawing/2016/5/10/chartex" xmlns:cx5="http://schemas.microsoft.com/office/drawing/2016/5/11/chartex" xmlns:cx6="http://schemas.microsoft.com/office/drawing/2016/5/12/chartex" xmlns:cx7="http://schemas.microsoft.com/office/drawing/2016/5/13/chartex" xmlns:cx8="http://schemas.microsoft.com/office/drawing/2016/5/14/chartex" xmlns:mc="http://schemas.openxmlformats.org/markup-compatibility/2006" xmlns:aink="http://schemas.microsoft.com/office/drawing/2016/ink" xmlns:am3d="http://schemas.microsoft.com/office/drawing/2017/model3d" xmlns:o="urn:schemas-microsoft-com:office:office" xmlns:oel="http://schemas.microsoft.com/office/2019/extlst" xmlns:r="http://schemas.openxmlformats.org/officeDocument/2006/relationships" xmlns:m="http://schemas.openxmlformats.org/officeDocument/2006/math" xmlns:v="urn:schemas-microsoft-com:vml" xmlns:wp14="http://schemas.microsoft.com/office/word/2010/wordprocessingDrawing" xmlns:wp="http://schemas.openxmlformats.org/drawingml/2006/wordprocessingDrawing" xmlns:w10="urn:schemas-microsoft-com:office:word" xmlns:w="http://schemas.openxmlformats.org/wordprocessingml/2006/main" xmlns:w14="http://schemas.microsoft.com/office/word/2010/wordml" xmlns:w15="http://schemas.microsoft.com/office/word/2012/wordml" xmlns:w16cex="http://schemas.microsoft.com/office/word/2018/wordml/cex" xmlns:w16cid="http://schemas.microsoft.com/office/word/2016/wordml/cid" xmlns:w16="http://schemas.microsoft.com/office/word/2018/wordml" xmlns:w16sdtdh="http://schemas.microsoft.com/office/word/2020/wordml/sdtdatahash" xmlns:w16se="http://schemas.microsoft.com/office/word/2015/wordml/symex" xmlns:wpg="http://schemas.microsoft.com/office/word/2010/wordprocessingGroup" xmlns:wpi="http://schemas.microsoft.com/office/word/2010/wordprocessingInk" xmlns:wne="http://schemas.microsoft.com/office/word/2006/wordml" xmlns:wps="http://schemas.microsoft.com/office/word/2010/wordprocessingShape" mc:Ignorable="w14 w15 w16se w16cid w16 w16cex w16sdtdh wp14">
+<w:hdr xmlns:wpc="http://schemas.microsoft.com/office/word/2010/wordprocessingCanvas" xmlns:cx="http://schemas.microsoft.com/office/drawing/2014/chartex" xmlns:cx1="http://schemas.microsoft.com/office/drawing/2015/9/8/chartex" xmlns:cx2="http://schemas.microsoft.com/office/drawing/2015/10/21/chartex" xmlns:cx3="http://schemas.microsoft.com/office/drawing/2016/5/9/chartex" xmlns:cx4="http://schemas.microsoft.com/office/drawing/2016/5/10/chartex" xmlns:cx5="http://schemas.microsoft.com/office/drawing/2016/5/11/chartex" xmlns:cx6="http://schemas.microsoft.com/office/drawing/2016/5/12/chartex" xmlns:cx7="http://schemas.microsoft.com/office/drawing/2016/5/13/chartex" xmlns:cx8="http://schemas.microsoft.com/office/drawing/2016/5/14/chartex" xmlns:mc="http://schemas.openxmlformats.org/markup-compatibility/2006" xmlns:aink="http://schemas.microsoft.com/office/drawing/2016/ink" xmlns:am3d="http://schemas.microsoft.com/office/drawing/2017/model3d" xmlns:o="urn:schemas-microsoft-com:office:office" xmlns:oel="http://schemas.microsoft.com/office/2019/extlst" xmlns:r="http://schemas.openxmlformats.org/officeDocument/2006/relationships" xmlns:m="http://schemas.openxmlformats.org/officeDocument/2006/math" xmlns:v="urn:schemas-microsoft-com:vml" xmlns:wp14="http://schemas.microsoft.com/office/word/2010/wordprocessingDrawing" xmlns:wp="http://schemas.openxmlformats.org/drawingml/2006/wordprocessingDrawing" xmlns:w10="urn:schemas-microsoft-com:office:word" xmlns:w="http://schemas.openxmlformats.org/wordprocessingml/2006/main" xmlns:w14="http://schemas.microsoft.com/office/word/2010/wordml" xmlns:w15="http://schemas.microsoft.com/office/word/2012/wordml" xmlns:w16cex="http://schemas.microsoft.com/office/word/2018/wordml/cex" xmlns:w16cid="http://schemas.microsoft.com/office/word/2016/wordml/cid" xmlns:w16="http://schemas.microsoft.com/office/word/2018/wordml" xmlns:w16du="http://schemas.microsoft.com/office/word/2023/wordml/word16du" xmlns:w16sdtdh="http://schemas.microsoft.com/office/word/2020/wordml/sdtdatahash" xmlns:w16sdtfl="http://schemas.microsoft.com/office/word/2024/wordml/sdtformatlock" xmlns:w16se="http://schemas.microsoft.com/office/word/2015/wordml/symex" xmlns:wpg="http://schemas.microsoft.com/office/word/2010/wordprocessingGroup" xmlns:wpi="http://schemas.microsoft.com/office/word/2010/wordprocessingInk" xmlns:wne="http://schemas.microsoft.com/office/word/2006/wordml" xmlns:wps="http://schemas.microsoft.com/office/word/2010/wordprocessingShape" mc:Ignorable="w14 w15 w16se w16cid w16 w16cex w16sdtdh w16sdtfl w16du wp14">
   <w:p>
     <w:pPr>
       <w:pStyle w:val="Header"/>
@@ -445,7 +482,7 @@
 </file>
 
 <file path=word/header3.xml><?xml version="1.0" encoding="utf-8"?>
-<w:hdr xmlns:wpc="http://schemas.microsoft.com/office/word/2010/wordprocessingCanvas" xmlns:cx="http://schemas.microsoft.com/office/drawing/2014/chartex" xmlns:cx1="http://schemas.microsoft.com/office/drawing/2015/9/8/chartex" xmlns:cx2="http://schemas.microsoft.com/office/drawing/2015/10/21/chartex" xmlns:cx3="http://schemas.microsoft.com/office/drawing/2016/5/9/chartex" xmlns:cx4="http://schemas.microsoft.com/office/drawing/2016/5/10/chartex" xmlns:cx5="http://schemas.microsoft.com/office/drawing/2016/5/11/chartex" xmlns:cx6="http://schemas.microsoft.com/office/drawing/2016/5/12/chartex" xmlns:cx7="http://schemas.microsoft.com/office/drawing/2016/5/13/chartex" xmlns:cx8="http://schemas.microsoft.com/office/drawing/2016/5/14/chartex" xmlns:mc="http://schemas.openxmlformats.org/markup-compatibility/2006" xmlns:aink="http://schemas.microsoft.com/office/drawing/2016/ink" xmlns:am3d="http://schemas.microsoft.com/office/drawing/2017/model3d" xmlns:o="urn:schemas-microsoft-com:office:office" xmlns:oel="http://schemas.microsoft.com/office/2019/extlst" xmlns:r="http://schemas.openxmlformats.org/officeDocument/2006/relationships" xmlns:m="http://schemas.openxmlformats.org/officeDocument/2006/math" xmlns:v="urn:schemas-microsoft-com:vml" xmlns:wp14="http://schemas.microsoft.com/office/word/2010/wordprocessingDrawing" xmlns:wp="http://schemas.openxmlformats.org/drawingml/2006/wordprocessingDrawing" xmlns:w10="urn:schemas-microsoft-com:office:word" xmlns:w="http://schemas.openxmlformats.org/wordprocessingml/2006/main" xmlns:w14="http://schemas.microsoft.com/office/word/2010/wordml" xmlns:w15="http://schemas.microsoft.com/office/word/2012/wordml" xmlns:w16cex="http://schemas.microsoft.com/office/word/2018/wordml/cex" xmlns:w16cid="http://schemas.microsoft.com/office/word/2016/wordml/cid" xmlns:w16="http://schemas.microsoft.com/office/word/2018/wordml" xmlns:w16sdtdh="http://schemas.microsoft.com/office/word/2020/wordml/sdtdatahash" xmlns:w16se="http://schemas.microsoft.com/office/word/2015/wordml/symex" xmlns:wpg="http://schemas.microsoft.com/office/word/2010/wordprocessingGroup" xmlns:wpi="http://schemas.microsoft.com/office/word/2010/wordprocessingInk" xmlns:wne="http://schemas.microsoft.com/office/word/2006/wordml" xmlns:wps="http://schemas.microsoft.com/office/word/2010/wordprocessingShape" mc:Ignorable="w14 w15 w16se w16cid w16 w16cex w16sdtdh wp14">
+<w:hdr xmlns:wpc="http://schemas.microsoft.com/office/word/2010/wordprocessingCanvas" xmlns:cx="http://schemas.microsoft.com/office/drawing/2014/chartex" xmlns:cx1="http://schemas.microsoft.com/office/drawing/2015/9/8/chartex" xmlns:cx2="http://schemas.microsoft.com/office/drawing/2015/10/21/chartex" xmlns:cx3="http://schemas.microsoft.com/office/drawing/2016/5/9/chartex" xmlns:cx4="http://schemas.microsoft.com/office/drawing/2016/5/10/chartex" xmlns:cx5="http://schemas.microsoft.com/office/drawing/2016/5/11/chartex" xmlns:cx6="http://schemas.microsoft.com/office/drawing/2016/5/12/chartex" xmlns:cx7="http://schemas.microsoft.com/office/drawing/2016/5/13/chartex" xmlns:cx8="http://schemas.microsoft.com/office/drawing/2016/5/14/chartex" xmlns:mc="http://schemas.openxmlformats.org/markup-compatibility/2006" xmlns:aink="http://schemas.microsoft.com/office/drawing/2016/ink" xmlns:am3d="http://schemas.microsoft.com/office/drawing/2017/model3d" xmlns:o="urn:schemas-microsoft-com:office:office" xmlns:oel="http://schemas.microsoft.com/office/2019/extlst" xmlns:r="http://schemas.openxmlformats.org/officeDocument/2006/relationships" xmlns:m="http://schemas.openxmlformats.org/officeDocument/2006/math" xmlns:v="urn:schemas-microsoft-com:vml" xmlns:wp14="http://schemas.microsoft.com/office/word/2010/wordprocessingDrawing" xmlns:wp="http://schemas.openxmlformats.org/drawingml/2006/wordprocessingDrawing" xmlns:w10="urn:schemas-microsoft-com:office:word" xmlns:w="http://schemas.openxmlformats.org/wordprocessingml/2006/main" xmlns:w14="http://schemas.microsoft.com/office/word/2010/wordml" xmlns:w15="http://schemas.microsoft.com/office/word/2012/wordml" xmlns:w16cex="http://schemas.microsoft.com/office/word/2018/wordml/cex" xmlns:w16cid="http://schemas.microsoft.com/office/word/2016/wordml/cid" xmlns:w16="http://schemas.microsoft.com/office/word/2018/wordml" xmlns:w16du="http://schemas.microsoft.com/office/word/2023/wordml/word16du" xmlns:w16sdtdh="http://schemas.microsoft.com/office/word/2020/wordml/sdtdatahash" xmlns:w16sdtfl="http://schemas.microsoft.com/office/word/2024/wordml/sdtformatlock" xmlns:w16se="http://schemas.microsoft.com/office/word/2015/wordml/symex" xmlns:wpg="http://schemas.microsoft.com/office/word/2010/wordprocessingGroup" xmlns:wpi="http://schemas.microsoft.com/office/word/2010/wordprocessingInk" xmlns:wne="http://schemas.microsoft.com/office/word/2006/wordml" xmlns:wps="http://schemas.microsoft.com/office/word/2010/wordprocessingShape" mc:Ignorable="w14 w15 w16se w16cid w16 w16cex w16sdtdh w16sdtfl w16du wp14">
   <w:p>
     <w:pPr>
       <w:pStyle w:val="Header"/>
@@ -454,7 +491,7 @@
     <w:r>
       <w:tab/>
       <w:tab/>
-      <w:t>2026-06-17</w:t>
+      <w:t>2026-06-18</w:t>
       <w:br/>
       <w:br/>
     </w:r>
@@ -467,7 +504,7 @@
 </file>
 
 <file path=word/numbering.xml><?xml version="1.0" encoding="utf-8"?>
-<w:numbering xmlns:wpc="http://schemas.microsoft.com/office/word/2010/wordprocessingCanvas" xmlns:cx="http://schemas.microsoft.com/office/drawing/2014/chartex" xmlns:cx1="http://schemas.microsoft.com/office/drawing/2015/9/8/chartex" xmlns:cx2="http://schemas.microsoft.com/office/drawing/2015/10/21/chartex" xmlns:cx3="http://schemas.microsoft.com/office/drawing/2016/5/9/chartex" xmlns:cx4="http://schemas.microsoft.com/office/drawing/2016/5/10/chartex" xmlns:cx5="http://schemas.microsoft.com/office/drawing/2016/5/11/chartex" xmlns:cx6="http://schemas.microsoft.com/office/drawing/2016/5/12/chartex" xmlns:cx7="http://schemas.microsoft.com/office/drawing/2016/5/13/chartex" xmlns:cx8="http://schemas.microsoft.com/office/drawing/2016/5/14/chartex" xmlns:mc="http://schemas.openxmlformats.org/markup-compatibility/2006" xmlns:aink="http://schemas.microsoft.com/office/drawing/2016/ink" xmlns:am3d="http://schemas.microsoft.com/office/drawing/2017/model3d" xmlns:o="urn:schemas-microsoft-com:office:office" xmlns:oel="http://schemas.microsoft.com/office/2019/extlst" xmlns:r="http://schemas.openxmlformats.org/officeDocument/2006/relationships" xmlns:m="http://schemas.openxmlformats.org/officeDocument/2006/math" xmlns:v="urn:schemas-microsoft-com:vml" xmlns:wp14="http://schemas.microsoft.com/office/word/2010/wordprocessingDrawing" xmlns:wp="http://schemas.openxmlformats.org/drawingml/2006/wordprocessingDrawing" xmlns:w10="urn:schemas-microsoft-com:office:word" xmlns:w="http://schemas.openxmlformats.org/wordprocessingml/2006/main" xmlns:w14="http://schemas.microsoft.com/office/word/2010/wordml" xmlns:w15="http://schemas.microsoft.com/office/word/2012/wordml" xmlns:w16cex="http://schemas.microsoft.com/office/word/2018/wordml/cex" xmlns:w16cid="http://schemas.microsoft.com/office/word/2016/wordml/cid" xmlns:w16="http://schemas.microsoft.com/office/word/2018/wordml" xmlns:w16sdtdh="http://schemas.microsoft.com/office/word/2020/wordml/sdtdatahash" xmlns:w16se="http://schemas.microsoft.com/office/word/2015/wordml/symex" xmlns:wpg="http://schemas.microsoft.com/office/word/2010/wordprocessingGroup" xmlns:wpi="http://schemas.microsoft.com/office/word/2010/wordprocessingInk" xmlns:wne="http://schemas.microsoft.com/office/word/2006/wordml" xmlns:wps="http://schemas.microsoft.com/office/word/2010/wordprocessingShape" mc:Ignorable="w14 w15 w16se w16cid w16 w16cex w16sdtdh wp14">
+<w:numbering xmlns:wpc="http://schemas.microsoft.com/office/word/2010/wordprocessingCanvas" xmlns:cx="http://schemas.microsoft.com/office/drawing/2014/chartex" xmlns:cx1="http://schemas.microsoft.com/office/drawing/2015/9/8/chartex" xmlns:cx2="http://schemas.microsoft.com/office/drawing/2015/10/21/chartex" xmlns:cx3="http://schemas.microsoft.com/office/drawing/2016/5/9/chartex" xmlns:cx4="http://schemas.microsoft.com/office/drawing/2016/5/10/chartex" xmlns:cx5="http://schemas.microsoft.com/office/drawing/2016/5/11/chartex" xmlns:cx6="http://schemas.microsoft.com/office/drawing/2016/5/12/chartex" xmlns:cx7="http://schemas.microsoft.com/office/drawing/2016/5/13/chartex" xmlns:cx8="http://schemas.microsoft.com/office/drawing/2016/5/14/chartex" xmlns:mc="http://schemas.openxmlformats.org/markup-compatibility/2006" xmlns:aink="http://schemas.microsoft.com/office/drawing/2016/ink" xmlns:am3d="http://schemas.microsoft.com/office/drawing/2017/model3d" xmlns:o="urn:schemas-microsoft-com:office:office" xmlns:oel="http://schemas.microsoft.com/office/2019/extlst" xmlns:r="http://schemas.openxmlformats.org/officeDocument/2006/relationships" xmlns:m="http://schemas.openxmlformats.org/officeDocument/2006/math" xmlns:v="urn:schemas-microsoft-com:vml" xmlns:wp14="http://schemas.microsoft.com/office/word/2010/wordprocessingDrawing" xmlns:wp="http://schemas.openxmlformats.org/drawingml/2006/wordprocessingDrawing" xmlns:w10="urn:schemas-microsoft-com:office:word" xmlns:w="http://schemas.openxmlformats.org/wordprocessingml/2006/main" xmlns:w14="http://schemas.microsoft.com/office/word/2010/wordml" xmlns:w15="http://schemas.microsoft.com/office/word/2012/wordml" xmlns:w16cex="http://schemas.microsoft.com/office/word/2018/wordml/cex" xmlns:w16cid="http://schemas.microsoft.com/office/word/2016/wordml/cid" xmlns:w16="http://schemas.microsoft.com/office/word/2018/wordml" xmlns:w16du="http://schemas.microsoft.com/office/word/2023/wordml/word16du" xmlns:w16sdtdh="http://schemas.microsoft.com/office/word/2020/wordml/sdtdatahash" xmlns:w16sdtfl="http://schemas.microsoft.com/office/word/2024/wordml/sdtformatlock" xmlns:w16se="http://schemas.microsoft.com/office/word/2015/wordml/symex" xmlns:wpg="http://schemas.microsoft.com/office/word/2010/wordprocessingGroup" xmlns:wpi="http://schemas.microsoft.com/office/word/2010/wordprocessingInk" xmlns:wne="http://schemas.microsoft.com/office/word/2006/wordml" xmlns:wps="http://schemas.microsoft.com/office/word/2010/wordprocessingShape" mc:Ignorable="w14 w15 w16se w16cid w16 w16cex w16sdtdh w16sdtfl w16du wp14">
   <w:abstractNum w:abstractNumId="0" w15:restartNumberingAfterBreak="0">
     <w:nsid w:val="FFFFFF7C"/>
     <w:multiLevelType w:val="singleLevel"/>
@@ -670,7 +707,7 @@
 </file>
 
 <file path=word/styles.xml><?xml version="1.0" encoding="utf-8"?>
-<w:styles xmlns:mc="http://schemas.openxmlformats.org/markup-compatibility/2006" xmlns:r="http://schemas.openxmlformats.org/officeDocument/2006/relationships" xmlns:w="http://schemas.openxmlformats.org/wordprocessingml/2006/main" xmlns:w14="http://schemas.microsoft.com/office/word/2010/wordml" xmlns:w15="http://schemas.microsoft.com/office/word/2012/wordml" xmlns:w16cex="http://schemas.microsoft.com/office/word/2018/wordml/cex" xmlns:w16cid="http://schemas.microsoft.com/office/word/2016/wordml/cid" xmlns:w16="http://schemas.microsoft.com/office/word/2018/wordml" xmlns:w16sdtdh="http://schemas.microsoft.com/office/word/2020/wordml/sdtdatahash" xmlns:w16se="http://schemas.microsoft.com/office/word/2015/wordml/symex" mc:Ignorable="w14 w15 w16se w16cid w16 w16cex w16sdtdh">
+<w:styles xmlns:mc="http://schemas.openxmlformats.org/markup-compatibility/2006" xmlns:r="http://schemas.openxmlformats.org/officeDocument/2006/relationships" xmlns:w="http://schemas.openxmlformats.org/wordprocessingml/2006/main" xmlns:w14="http://schemas.microsoft.com/office/word/2010/wordml" xmlns:w15="http://schemas.microsoft.com/office/word/2012/wordml" xmlns:w16cex="http://schemas.microsoft.com/office/word/2018/wordml/cex" xmlns:w16cid="http://schemas.microsoft.com/office/word/2016/wordml/cid" xmlns:w16="http://schemas.microsoft.com/office/word/2018/wordml" xmlns:w16du="http://schemas.microsoft.com/office/word/2023/wordml/word16du" xmlns:w16sdtdh="http://schemas.microsoft.com/office/word/2020/wordml/sdtdatahash" xmlns:w16sdtfl="http://schemas.microsoft.com/office/word/2024/wordml/sdtformatlock" xmlns:w16se="http://schemas.microsoft.com/office/word/2015/wordml/symex" mc:Ignorable="w14 w15 w16se w16cid w16 w16cex w16sdtdh w16sdtfl w16du">
   <w:docDefaults>
     <w:rPrDefault>
       <w:rPr>
@@ -1428,7 +1465,7 @@
     <w:link w:val="TitleChar"/>
     <w:uiPriority w:val="10"/>
     <w:qFormat/>
-    <w:rsid w:val="007106C8"/>
+    <w:rsid w:val="00E854FA"/>
     <w:pPr>
       <w:spacing w:after="300" w:line="240" w:lineRule="auto"/>
       <w:contextualSpacing/>
@@ -1438,7 +1475,7 @@
       <w:rFonts w:eastAsiaTheme="majorEastAsia" w:cstheme="majorBidi"/>
       <w:spacing w:val="5"/>
       <w:kern w:val="28"/>
-      <w:sz w:val="52"/>
+      <w:sz w:val="40"/>
       <w:szCs w:val="52"/>
       <w:lang w:val="sv-SE" w:eastAsia="en-US" w:bidi="ar-SA"/>
     </w:rPr>
@@ -1448,12 +1485,12 @@
     <w:basedOn w:val="DefaultParagraphFont"/>
     <w:link w:val="Title"/>
     <w:uiPriority w:val="10"/>
-    <w:rsid w:val="007106C8"/>
+    <w:rsid w:val="00E854FA"/>
     <w:rPr>
       <w:rFonts w:ascii="Times New Roman" w:eastAsiaTheme="majorEastAsia" w:hAnsi="Times New Roman" w:cstheme="majorBidi"/>
       <w:spacing w:val="5"/>
       <w:kern w:val="28"/>
-      <w:sz w:val="52"/>
+      <w:sz w:val="40"/>
       <w:szCs w:val="52"/>
       <w:lang w:val="sv-SE" w:eastAsia="en-US" w:bidi="ar-SA"/>
     </w:rPr>

--- a/tillsyn/A 42900-2021 tillsynsbegäran.docx
+++ b/tillsyn/A 42900-2021 tillsynsbegäran.docx
@@ -491,7 +491,7 @@
     <w:r>
       <w:tab/>
       <w:tab/>
-      <w:t>2026-06-18</w:t>
+      <w:t>2026-06-19</w:t>
       <w:br/>
       <w:br/>
     </w:r>

--- a/tillsyn/A 42900-2021 tillsynsbegäran.docx
+++ b/tillsyn/A 42900-2021 tillsynsbegäran.docx
@@ -491,7 +491,7 @@
     <w:r>
       <w:tab/>
       <w:tab/>
-      <w:t>2026-06-19</w:t>
+      <w:t>2026-06-20</w:t>
       <w:br/>
       <w:br/>
     </w:r>

--- a/tillsyn/A 42900-2021 tillsynsbegäran.docx
+++ b/tillsyn/A 42900-2021 tillsynsbegäran.docx
@@ -12,10 +12,7 @@
     </w:p>
     <w:p>
       <w:r>
-        <w:t>Detta dokument behandlar höga naturvärden i avverkningsanmälan A 42900-2021 i Falköpings kommun som inkom 2021-08-20 och omfattar 8,7 ha.</w:t>
-      </w:r>
-      <w:r>
-        <w:t xml:space="preserve"> I Figur 1 visas fyndplatser för naturvårdsarter i området, som finns registrerade på Artportalen.</w:t>
+        <w:t>Denna tillsynsbegäran behandlar höga naturvärden i avverkningsanmälan A 42900-2021 i Falköpings kommun som inkom 2021-08-20 och omfattar 8,7 ha.</w:t>
       </w:r>
     </w:p>
     <w:p>
@@ -25,7 +22,7 @@
       <w:r>
         <w:drawing>
           <wp:inline xmlns:a="http://schemas.openxmlformats.org/drawingml/2006/main" xmlns:pic="http://schemas.openxmlformats.org/drawingml/2006/picture">
-            <wp:extent cx="5109427" cy="5688000"/>
+            <wp:extent cx="5141765" cy="5724000"/>
             <wp:docPr id="1" name="Picture 1"/>
             <wp:cNvGraphicFramePr>
               <a:graphicFrameLocks noChangeAspect="1"/>
@@ -46,7 +43,7 @@
                   <pic:spPr>
                     <a:xfrm>
                       <a:off x="0" y="0"/>
-                      <a:ext cx="5109427" cy="5688000"/>
+                      <a:ext cx="5141765" cy="5724000"/>
                     </a:xfrm>
                     <a:prstGeom prst="rect"/>
                   </pic:spPr>
@@ -63,7 +60,20 @@
         <w:spacing w:after="240"/>
       </w:pPr>
       <w:r>
-        <w:t>Figur 1. Fyndplatser för naturvårdsarter i och inom 20 meter från avverkningsanmälan (röd linje). Inom parentes anges rödlistekategorier, S för signalarter, Tför typiska arter och fridlysningsparagrafer i artskyddsförordningen.Markörer utan svart kant är placerade på fyndplatsen. Markörer med svart kant är placerade vid sidan av fyndplatsen och har ett svart streck som visar fyndplatsens exakta position. Kartans mittpunktskoordinat är N 6450769, E 414280 i SWEREF 99 TM.</w:t>
+        <w:t>Figur 1. Fyndplatser för naturvårdsarter i och inom 20 meter från avverkningsanmälan. Markörer utan svart kant är placerade på fyndplatsen. Markörer med svart kant är placerade vid sidan av fyndplatsen har ett svart streck som visar fyndplatsens exakta position. Kartans mittpunktskoordinat är N 6450769, E 414280 i SWEREF 99 TM.</w:t>
+      </w:r>
+    </w:p>
+    <w:p>
+      <w:r>
+        <w:t>I och inom 20 meter från avverkningsanmälan finns fynd av 8 naturvårdsarter, varav 3 är rödlistade, 7 är fridlysta, 2 är typiska (T) och 2 är signalarter (S): bivråk (NT, §4), göktyta (NT, §4), rosenfink (NT, §4), kransrams (S, T), nästrot (S, §8), spillkråka (T, §4), törnskata (§4) och fläcknycklar (§8). Se Figur 1.</w:t>
+      </w:r>
+    </w:p>
+    <w:p>
+      <w:pPr>
+        <w:pStyle w:val="Heading1"/>
+      </w:pPr>
+      <w:r>
+        <w:t>Tillsynsbegäran</w:t>
       </w:r>
     </w:p>
     <w:p>
@@ -77,53 +87,16 @@
       </w:r>
     </w:p>
     <w:p>
-      <w:r>
-        <w:t>Nedan beskrivs fynd av naturvårdsarter och fridlysta arter som gjorts i det avverkningsanmälda området. I BILAGA 1 finns artfakta om fridlysta arter.</w:t>
-      </w:r>
-    </w:p>
-    <w:p>
       <w:pPr>
         <w:pStyle w:val="Heading1"/>
       </w:pPr>
       <w:r>
-        <w:t>Naturvårdsarter</w:t>
+        <w:t>Naturvårdsarter och fridlysta arter</w:t>
       </w:r>
     </w:p>
     <w:p>
       <w:r>
-        <w:t>I och inom 20 meter från avverkningsanmälan har följande 8 naturvårdsarter hittats: bivråk (NT, §4), göktyta (NT, §4), rosenfink (NT, §4), kransrams (S, T), nästrot (S, §8), spillkråka (T, §4), törnskata (§4) och fläcknycklar (§8). Av dessa är 3 rödlistade. För rödlistade arter har rödlistekategorin angivits inom parentes. Arter som är signalarter enligt Skogsstyrelsen har markerats med (S). Typiska arter inom Natura 2000 som är kopplade till skogsekosystem har markerats med (T). För fridlysta arter anges även paragrafen i Artskyddsförordningen som arten är fridlyst enligt.</w:t>
-      </w:r>
-    </w:p>
-    <w:p>
-      <w:r>
-        <w:t>De påträffade naturvårdsarterna är ett tydligt kvitto på att det rör sig om en skog med höga naturvärden.</w:t>
-      </w:r>
-    </w:p>
-    <w:p>
-      <w:pPr>
-        <w:pStyle w:val="Heading2"/>
-      </w:pPr>
-      <w:r>
-        <w:t>Fridlysta arter</w:t>
-      </w:r>
-    </w:p>
-    <w:p>
-      <w:r>
-        <w:t>Följande fridlysta arter har sina livsmiljöer och växtplatser i den avverkningsanmälda skogen: bivråk (NT, §4), göktyta (NT, §4), rosenfink (NT, §4), nästrot (S, §8), spillkråka (T, §4), törnskata (§4) och fläcknycklar (§8).</w:t>
-      </w:r>
-    </w:p>
-    <w:p>
-      <w:r>
-        <w:t xml:space="preserve">Observera att medlemsländerna är skyldiga att agera i enlighet med EU:s fågeldirektiv där det uttryckligen står att direktivet gäller för fåglar samt för deras ägg, bon och </w:t>
-      </w:r>
-      <w:r>
-        <w:rPr>
-          <w:b/>
-        </w:rPr>
-        <w:t xml:space="preserve">livsmiljöer </w:t>
-      </w:r>
-      <w:r>
-        <w:t>(artikel 1). Vidare att de åtgärder som vidtas inte får leda till en försämring av den nuvarande situationen beträffande bevarandet av de fågelarter som avses i artikel 1 (artikel 13). Fågeldirektivet är styrande för tillsynsansvariga myndigheters ärendehantering, ställningstaganden och beslutsfattande.</w:t>
+        <w:t>Nedan följer beskrivningar av de naturvårdsarter och fridlysta arter som har sina livsmiljöer och växtplatser i den avverkningsanmälda skogen. Se även ytterligare artfakta i BILAGA 1. De påträffade naturvårdsarterna är ett tydligt kvitto på att det rör sig om en skog med höga naturvärden.</w:t>
       </w:r>
     </w:p>
     <w:p>
@@ -144,6 +117,26 @@
       </w:r>
       <w:r>
         <w:t>" av landskapet genom täckdikning, dikning av skogsmark etc. Bevara lövskogar och öka andelen löv i barrskog. Gallra inte i onödan och inte alls i sumpskog. Dika inte ut vattensamlingar, sumpskogar, alkärr eller andra våta miljöer. Kring alla boplatser ska det lämnas en skyddszon vid avverkning eller andra skogliga åtgärder. Som tumregel ska skyddszonen vara så bred att boet inte syns väl från öppen mark. Minskningstakten för den svenska populationen bedöms vara nära gränsvärdet för Sårbar (VU) (SLU Artdatabanken, 2026; Skogsstyrelsen, 2016).</w:t>
+      </w:r>
+    </w:p>
+    <w:p>
+      <w:r>
+        <w:rPr>
+          <w:b/>
+        </w:rPr>
+        <w:t>Kransrams</w:t>
+      </w:r>
+      <w:r>
+        <w:t xml:space="preserve"> är typisk art för </w:t>
+      </w:r>
+      <w:r>
+        <w:rPr>
+          <w:i/>
+        </w:rPr>
+        <w:t xml:space="preserve">9020 Nordlig ädellövskog </w:t>
+      </w:r>
+      <w:r>
+        <w:t>(SLU Artdatabanken, 2025).</w:t>
       </w:r>
     </w:p>
     <w:p>
@@ -176,36 +169,25 @@
       </w:r>
     </w:p>
     <w:p>
-      <w:r>
-        <w:t>I BILAGA 1 finns mer detaljerad information om ekologi samt krav på livsmiljö hos fridlysta arter.</w:t>
-      </w:r>
-    </w:p>
-    <w:p>
       <w:pPr>
-        <w:pStyle w:val="Heading2"/>
+        <w:pStyle w:val="Heading1"/>
       </w:pPr>
       <w:r>
-        <w:t>Övriga naturvårdsarter</w:t>
+        <w:t>EU:s fågeldirektiv</w:t>
       </w:r>
     </w:p>
     <w:p>
       <w:r>
+        <w:t xml:space="preserve">Europeiska unionens medlemsländer är skyldiga att agera i enlighet med EU:s fågeldirektiv där det uttryckligen står att direktivet gäller för fåglar samt för deras ägg, bon och </w:t>
+      </w:r>
+      <w:r>
         <w:rPr>
           <w:b/>
         </w:rPr>
-        <w:t>Kransrams</w:t>
+        <w:t xml:space="preserve">livsmiljöer </w:t>
       </w:r>
       <w:r>
-        <w:t xml:space="preserve"> är typisk art för </w:t>
-      </w:r>
-      <w:r>
-        <w:rPr>
-          <w:i/>
-        </w:rPr>
-        <w:t xml:space="preserve">9020 Nordlig ädellövskog </w:t>
-      </w:r>
-      <w:r>
-        <w:t>(SLU Artdatabanken, 2025).</w:t>
+        <w:t>(artikel 1). Vidare att de åtgärder som vidtas inte får leda till en försämring av den nuvarande situationen beträffande bevarandet av de fågelarter som avses i artikel 1 (artikel 13). Fågeldirektivet är styrande för tillsynsansvariga myndigheters ärendehantering, ställningstaganden och beslutsfattande.</w:t>
       </w:r>
     </w:p>
     <w:p>
@@ -491,7 +473,7 @@
     <w:r>
       <w:tab/>
       <w:tab/>
-      <w:t>2026-06-20</w:t>
+      <w:t>2026-06-21</w:t>
       <w:br/>
       <w:br/>
     </w:r>

--- a/tillsyn/A 42900-2021 tillsynsbegäran.docx
+++ b/tillsyn/A 42900-2021 tillsynsbegäran.docx
@@ -473,7 +473,7 @@
     <w:r>
       <w:tab/>
       <w:tab/>
-      <w:t>2026-06-21</w:t>
+      <w:t>2026-06-22</w:t>
       <w:br/>
       <w:br/>
     </w:r>

--- a/tillsyn/A 42900-2021 tillsynsbegäran.docx
+++ b/tillsyn/A 42900-2021 tillsynsbegäran.docx
@@ -473,7 +473,7 @@
     <w:r>
       <w:tab/>
       <w:tab/>
-      <w:t>2026-06-22</w:t>
+      <w:t>2026-06-23</w:t>
       <w:br/>
       <w:br/>
     </w:r>

--- a/tillsyn/A 42900-2021 tillsynsbegäran.docx
+++ b/tillsyn/A 42900-2021 tillsynsbegäran.docx
@@ -473,7 +473,7 @@
     <w:r>
       <w:tab/>
       <w:tab/>
-      <w:t>2026-06-23</w:t>
+      <w:t>2026-06-24</w:t>
       <w:br/>
       <w:br/>
     </w:r>

--- a/tillsyn/A 42900-2021 tillsynsbegäran.docx
+++ b/tillsyn/A 42900-2021 tillsynsbegäran.docx
@@ -473,7 +473,7 @@
     <w:r>
       <w:tab/>
       <w:tab/>
-      <w:t>2026-06-24</w:t>
+      <w:t>2026-06-25</w:t>
       <w:br/>
       <w:br/>
     </w:r>

--- a/tillsyn/A 42900-2021 tillsynsbegäran.docx
+++ b/tillsyn/A 42900-2021 tillsynsbegäran.docx
@@ -473,7 +473,7 @@
     <w:r>
       <w:tab/>
       <w:tab/>
-      <w:t>2026-06-25</w:t>
+      <w:t>2026-06-26</w:t>
       <w:br/>
       <w:br/>
     </w:r>

--- a/tillsyn/A 42900-2021 tillsynsbegäran.docx
+++ b/tillsyn/A 42900-2021 tillsynsbegäran.docx
@@ -473,7 +473,7 @@
     <w:r>
       <w:tab/>
       <w:tab/>
-      <w:t>2026-06-26</w:t>
+      <w:t>2026-06-27</w:t>
       <w:br/>
       <w:br/>
     </w:r>

--- a/tillsyn/A 42900-2021 tillsynsbegäran.docx
+++ b/tillsyn/A 42900-2021 tillsynsbegäran.docx
@@ -473,7 +473,7 @@
     <w:r>
       <w:tab/>
       <w:tab/>
-      <w:t>2026-06-27</w:t>
+      <w:t>2026-06-28</w:t>
       <w:br/>
       <w:br/>
     </w:r>

--- a/tillsyn/A 42900-2021 tillsynsbegäran.docx
+++ b/tillsyn/A 42900-2021 tillsynsbegäran.docx
@@ -473,7 +473,7 @@
     <w:r>
       <w:tab/>
       <w:tab/>
-      <w:t>2026-06-28</w:t>
+      <w:t>2026-06-29</w:t>
       <w:br/>
       <w:br/>
     </w:r>

--- a/tillsyn/A 42900-2021 tillsynsbegäran.docx
+++ b/tillsyn/A 42900-2021 tillsynsbegäran.docx
@@ -473,7 +473,7 @@
     <w:r>
       <w:tab/>
       <w:tab/>
-      <w:t>2026-06-29</w:t>
+      <w:t>2026-06-30</w:t>
       <w:br/>
       <w:br/>
     </w:r>

--- a/tillsyn/A 42900-2021 tillsynsbegäran.docx
+++ b/tillsyn/A 42900-2021 tillsynsbegäran.docx
@@ -473,7 +473,7 @@
     <w:r>
       <w:tab/>
       <w:tab/>
-      <w:t>2026-06-30</w:t>
+      <w:t>2026-07-01</w:t>
       <w:br/>
       <w:br/>
     </w:r>

--- a/tillsyn/A 42900-2021 tillsynsbegäran.docx
+++ b/tillsyn/A 42900-2021 tillsynsbegäran.docx
@@ -473,7 +473,7 @@
     <w:r>
       <w:tab/>
       <w:tab/>
-      <w:t>2026-07-01</w:t>
+      <w:t>2026-07-02</w:t>
       <w:br/>
       <w:br/>
     </w:r>

--- a/tillsyn/A 42900-2021 tillsynsbegäran.docx
+++ b/tillsyn/A 42900-2021 tillsynsbegäran.docx
@@ -473,7 +473,7 @@
     <w:r>
       <w:tab/>
       <w:tab/>
-      <w:t>2026-07-13</w:t>
+      <w:t>2026-07-14</w:t>
       <w:br/>
       <w:br/>
     </w:r>

--- a/tillsyn/A 42900-2021 tillsynsbegäran.docx
+++ b/tillsyn/A 42900-2021 tillsynsbegäran.docx
@@ -473,7 +473,7 @@
     <w:r>
       <w:tab/>
       <w:tab/>
-      <w:t>2026-07-14</w:t>
+      <w:t>2026-07-15</w:t>
       <w:br/>
       <w:br/>
     </w:r>

--- a/tillsyn/A 42900-2021 tillsynsbegäran.docx
+++ b/tillsyn/A 42900-2021 tillsynsbegäran.docx
@@ -473,7 +473,7 @@
     <w:r>
       <w:tab/>
       <w:tab/>
-      <w:t>2026-07-15</w:t>
+      <w:t>2026-07-16</w:t>
       <w:br/>
       <w:br/>
     </w:r>

--- a/tillsyn/A 42900-2021 tillsynsbegäran.docx
+++ b/tillsyn/A 42900-2021 tillsynsbegäran.docx
@@ -473,7 +473,7 @@
     <w:r>
       <w:tab/>
       <w:tab/>
-      <w:t>2026-07-16</w:t>
+      <w:t>2026-07-17</w:t>
       <w:br/>
       <w:br/>
     </w:r>

--- a/tillsyn/A 42900-2021 tillsynsbegäran.docx
+++ b/tillsyn/A 42900-2021 tillsynsbegäran.docx
@@ -473,7 +473,7 @@
     <w:r>
       <w:tab/>
       <w:tab/>
-      <w:t>2026-07-17</w:t>
+      <w:t>2026-07-18</w:t>
       <w:br/>
       <w:br/>
     </w:r>

--- a/tillsyn/A 42900-2021 tillsynsbegäran.docx
+++ b/tillsyn/A 42900-2021 tillsynsbegäran.docx
@@ -473,7 +473,7 @@
     <w:r>
       <w:tab/>
       <w:tab/>
-      <w:t>2026-07-18</w:t>
+      <w:t>2026-07-19</w:t>
       <w:br/>
       <w:br/>
     </w:r>

--- a/tillsyn/A 42900-2021 tillsynsbegäran.docx
+++ b/tillsyn/A 42900-2021 tillsynsbegäran.docx
@@ -473,7 +473,7 @@
     <w:r>
       <w:tab/>
       <w:tab/>
-      <w:t>2026-07-19</w:t>
+      <w:t>2026-07-20</w:t>
       <w:br/>
       <w:br/>
     </w:r>

--- a/tillsyn/A 42900-2021 tillsynsbegäran.docx
+++ b/tillsyn/A 42900-2021 tillsynsbegäran.docx
@@ -473,7 +473,7 @@
     <w:r>
       <w:tab/>
       <w:tab/>
-      <w:t>2026-07-20</w:t>
+      <w:t>2026-07-21</w:t>
       <w:br/>
       <w:br/>
     </w:r>

--- a/tillsyn/A 42900-2021 tillsynsbegäran.docx
+++ b/tillsyn/A 42900-2021 tillsynsbegäran.docx
@@ -473,7 +473,7 @@
     <w:r>
       <w:tab/>
       <w:tab/>
-      <w:t>2026-07-21</w:t>
+      <w:t>2026-07-22</w:t>
       <w:br/>
       <w:br/>
     </w:r>

--- a/tillsyn/A 42900-2021 tillsynsbegäran.docx
+++ b/tillsyn/A 42900-2021 tillsynsbegäran.docx
@@ -473,7 +473,7 @@
     <w:r>
       <w:tab/>
       <w:tab/>
-      <w:t>2026-07-22</w:t>
+      <w:t>2026-07-23</w:t>
       <w:br/>
       <w:br/>
     </w:r>

--- a/tillsyn/A 42900-2021 tillsynsbegäran.docx
+++ b/tillsyn/A 42900-2021 tillsynsbegäran.docx
@@ -473,7 +473,7 @@
     <w:r>
       <w:tab/>
       <w:tab/>
-      <w:t>2026-07-23</w:t>
+      <w:t>2026-07-24</w:t>
       <w:br/>
       <w:br/>
     </w:r>

--- a/tillsyn/A 42900-2021 tillsynsbegäran.docx
+++ b/tillsyn/A 42900-2021 tillsynsbegäran.docx
@@ -60,7 +60,7 @@
         <w:spacing w:after="240"/>
       </w:pPr>
       <w:r>
-        <w:t>Figur 1. Fyndplatser för naturvårdsarter i och inom 20 meter från avverkningsanmälan. Markörer utan svart kant är placerade på fyndplatsen. Markörer med svart kant är placerade vid sidan av fyndplatsen har ett svart streck som visar fyndplatsens exakta position. Kartans mittpunktskoordinat är N 6450769, E 414280 i SWEREF 99 TM.</w:t>
+        <w:t>Figur 1. Fyndplatser för naturvårdsarter i och inom 20 meter från avverkningsanmälan. Markörer utan svart kant är placerade på fyndplatsen. Markörer med svart kant är placerade vid sidan av fyndplatsen och har ett svart streck som visar fyndplatsens exakta position. Kartans mittpunktskoordinat är N 6450769, E 414280 i SWEREF 99 TM.</w:t>
       </w:r>
     </w:p>
     <w:p>
@@ -473,7 +473,7 @@
     <w:r>
       <w:tab/>
       <w:tab/>
-      <w:t>2026-08-14</w:t>
+      <w:t>2026-08-15</w:t>
       <w:br/>
       <w:br/>
     </w:r>

--- a/tillsyn/A 42900-2021 tillsynsbegäran.docx
+++ b/tillsyn/A 42900-2021 tillsynsbegäran.docx
@@ -473,7 +473,7 @@
     <w:r>
       <w:tab/>
       <w:tab/>
-      <w:t>2026-08-15</w:t>
+      <w:t>2026-08-16</w:t>
       <w:br/>
       <w:br/>
     </w:r>

--- a/tillsyn/A 42900-2021 tillsynsbegäran.docx
+++ b/tillsyn/A 42900-2021 tillsynsbegäran.docx
@@ -473,7 +473,7 @@
     <w:r>
       <w:tab/>
       <w:tab/>
-      <w:t>2026-08-16</w:t>
+      <w:t>2026-08-17</w:t>
       <w:br/>
       <w:br/>
     </w:r>

--- a/tillsyn/A 42900-2021 tillsynsbegäran.docx
+++ b/tillsyn/A 42900-2021 tillsynsbegäran.docx
@@ -473,7 +473,7 @@
     <w:r>
       <w:tab/>
       <w:tab/>
-      <w:t>2026-08-17</w:t>
+      <w:t>2026-08-18</w:t>
       <w:br/>
       <w:br/>
     </w:r>

--- a/tillsyn/A 42900-2021 tillsynsbegäran.docx
+++ b/tillsyn/A 42900-2021 tillsynsbegäran.docx
@@ -473,7 +473,7 @@
     <w:r>
       <w:tab/>
       <w:tab/>
-      <w:t>2026-08-18</w:t>
+      <w:t>2026-08-19</w:t>
       <w:br/>
       <w:br/>
     </w:r>

--- a/tillsyn/A 42900-2021 tillsynsbegäran.docx
+++ b/tillsyn/A 42900-2021 tillsynsbegäran.docx
@@ -473,7 +473,7 @@
     <w:r>
       <w:tab/>
       <w:tab/>
-      <w:t>2026-08-19</w:t>
+      <w:t>2026-08-20</w:t>
       <w:br/>
       <w:br/>
     </w:r>
